--- a/atek.docx
+++ b/atek.docx
@@ -779,18 +779,20 @@
               <w:jc w:val="center"/>
               <w:rPr>
                 <w:rFonts w:ascii="Arial Narrow" w:eastAsia="Times New Roman" w:hAnsi="Arial Narrow" w:cs="Times New Roman"/>
+                <w:sz w:val="20"/>
+                <w:szCs w:val="20"/>
                 <w:lang w:eastAsia="ar-SA"/>
               </w:rPr>
             </w:pPr>
             <w:r>
               <w:rPr>
                 <w:rFonts w:ascii="Arial Narrow" w:eastAsia="Times New Roman" w:hAnsi="Arial Narrow" w:cs="Times New Roman"/>
+                <w:sz w:val="20"/>
+                <w:szCs w:val="20"/>
                 <w:lang w:eastAsia="ar-SA"/>
               </w:rPr>
               <w:t>1</w:t>
             </w:r>
-            <w:bookmarkStart w:id="0" w:name="_GoBack"/>
-            <w:bookmarkEnd w:id="0"/>
           </w:p>
         </w:tc>
         <w:tc>
@@ -806,20 +808,24 @@
               <w:jc w:val="center"/>
               <w:rPr>
                 <w:rFonts w:ascii="Arial Narrow" w:eastAsia="SimSun" w:hAnsi="Arial Narrow" w:cs="Times New Roman"/>
+                <w:sz w:val="20"/>
+                <w:szCs w:val="20"/>
                 <w:lang w:eastAsia="zh-CN"/>
               </w:rPr>
             </w:pPr>
             <w:r>
               <w:rPr>
                 <w:rFonts w:ascii="Arial Narrow" w:hAnsi="Arial Narrow"/>
-                <w:sz w:val="28"/>
+                <w:sz w:val="20"/>
+                <w:szCs w:val="20"/>
               </w:rPr>
               <w:t>{{</w:t>
             </w:r>
             <w:r>
               <w:rPr>
                 <w:rFonts w:ascii="Arial Narrow" w:hAnsi="Arial Narrow"/>
-                <w:sz w:val="28"/>
+                <w:sz w:val="20"/>
+                <w:szCs w:val="20"/>
                 <w:lang w:val="en-US"/>
               </w:rPr>
               <w:t>dvs1</w:t>
@@ -827,7 +833,8 @@
             <w:r>
               <w:rPr>
                 <w:rFonts w:ascii="Arial Narrow" w:hAnsi="Arial Narrow"/>
-                <w:sz w:val="28"/>
+                <w:sz w:val="20"/>
+                <w:szCs w:val="20"/>
               </w:rPr>
               <w:t>}}</w:t>
             </w:r>
@@ -846,20 +853,24 @@
               <w:jc w:val="center"/>
               <w:rPr>
                 <w:rFonts w:ascii="Arial Narrow" w:eastAsia="SimSun" w:hAnsi="Arial Narrow" w:cs="Times New Roman"/>
+                <w:sz w:val="20"/>
+                <w:szCs w:val="20"/>
                 <w:lang w:eastAsia="zh-CN"/>
               </w:rPr>
             </w:pPr>
             <w:r>
               <w:rPr>
                 <w:rFonts w:ascii="Arial Narrow" w:hAnsi="Arial Narrow"/>
-                <w:sz w:val="28"/>
+                <w:sz w:val="20"/>
+                <w:szCs w:val="20"/>
               </w:rPr>
               <w:t>{{</w:t>
             </w:r>
             <w:r>
               <w:rPr>
                 <w:rFonts w:ascii="Arial Narrow" w:hAnsi="Arial Narrow"/>
-                <w:sz w:val="28"/>
+                <w:sz w:val="20"/>
+                <w:szCs w:val="20"/>
                 <w:lang w:val="en-US"/>
               </w:rPr>
               <w:t>korob1</w:t>
@@ -867,7 +878,8 @@
             <w:r>
               <w:rPr>
                 <w:rFonts w:ascii="Arial Narrow" w:hAnsi="Arial Narrow"/>
-                <w:sz w:val="28"/>
+                <w:sz w:val="20"/>
+                <w:szCs w:val="20"/>
               </w:rPr>
               <w:t>}}</w:t>
             </w:r>
@@ -886,36 +898,33 @@
               <w:jc w:val="center"/>
               <w:rPr>
                 <w:rFonts w:ascii="Arial Narrow" w:eastAsia="Times New Roman" w:hAnsi="Arial Narrow" w:cs="Times New Roman"/>
+                <w:sz w:val="20"/>
+                <w:szCs w:val="20"/>
                 <w:lang w:val="en-US" w:eastAsia="ar-SA"/>
               </w:rPr>
             </w:pPr>
             <w:r>
               <w:rPr>
                 <w:rFonts w:ascii="Arial Narrow" w:hAnsi="Arial Narrow"/>
-                <w:sz w:val="28"/>
+                <w:sz w:val="20"/>
+                <w:szCs w:val="20"/>
               </w:rPr>
               <w:t>{{</w:t>
             </w:r>
             <w:r>
               <w:rPr>
                 <w:rFonts w:ascii="Arial Narrow" w:hAnsi="Arial Narrow"/>
-                <w:sz w:val="28"/>
+                <w:sz w:val="20"/>
+                <w:szCs w:val="20"/>
                 <w:lang w:val="en-US"/>
               </w:rPr>
-              <w:t>kol</w:t>
-            </w:r>
-            <w:r>
-              <w:rPr>
-                <w:rFonts w:ascii="Arial Narrow" w:hAnsi="Arial Narrow"/>
-                <w:sz w:val="28"/>
-                <w:lang w:val="en-US"/>
-              </w:rPr>
-              <w:t>1</w:t>
-            </w:r>
-            <w:r>
-              <w:rPr>
-                <w:rFonts w:ascii="Arial Narrow" w:hAnsi="Arial Narrow"/>
-                <w:sz w:val="28"/>
+              <w:t>kol1</w:t>
+            </w:r>
+            <w:r>
+              <w:rPr>
+                <w:rFonts w:ascii="Arial Narrow" w:hAnsi="Arial Narrow"/>
+                <w:sz w:val="20"/>
+                <w:szCs w:val="20"/>
               </w:rPr>
               <w:t>}}</w:t>
             </w:r>
@@ -934,20 +943,24 @@
               <w:jc w:val="center"/>
               <w:rPr>
                 <w:rFonts w:ascii="Arial Narrow" w:eastAsia="Times New Roman" w:hAnsi="Arial Narrow" w:cs="Times New Roman"/>
+                <w:sz w:val="20"/>
+                <w:szCs w:val="20"/>
                 <w:lang w:eastAsia="ar-SA"/>
               </w:rPr>
             </w:pPr>
             <w:r>
               <w:rPr>
                 <w:rFonts w:ascii="Arial Narrow" w:hAnsi="Arial Narrow"/>
-                <w:sz w:val="28"/>
+                <w:sz w:val="20"/>
+                <w:szCs w:val="20"/>
               </w:rPr>
               <w:t>{{</w:t>
             </w:r>
             <w:r>
               <w:rPr>
                 <w:rFonts w:ascii="Arial Narrow" w:hAnsi="Arial Narrow"/>
-                <w:sz w:val="28"/>
+                <w:sz w:val="20"/>
+                <w:szCs w:val="20"/>
                 <w:lang w:val="en-US"/>
               </w:rPr>
               <w:t>mass1</w:t>
@@ -955,7 +968,8 @@
             <w:r>
               <w:rPr>
                 <w:rFonts w:ascii="Arial Narrow" w:hAnsi="Arial Narrow"/>
-                <w:sz w:val="28"/>
+                <w:sz w:val="20"/>
+                <w:szCs w:val="20"/>
               </w:rPr>
               <w:t>}}</w:t>
             </w:r>
@@ -974,36 +988,33 @@
               <w:jc w:val="center"/>
               <w:rPr>
                 <w:rFonts w:ascii="Arial Narrow" w:eastAsia="Times New Roman" w:hAnsi="Arial Narrow" w:cs="Times New Roman"/>
+                <w:sz w:val="20"/>
+                <w:szCs w:val="20"/>
                 <w:lang w:val="en-US" w:eastAsia="ar-SA"/>
               </w:rPr>
             </w:pPr>
             <w:r>
               <w:rPr>
                 <w:rFonts w:ascii="Arial Narrow" w:hAnsi="Arial Narrow"/>
-                <w:sz w:val="28"/>
+                <w:sz w:val="20"/>
+                <w:szCs w:val="20"/>
               </w:rPr>
               <w:t>{{</w:t>
             </w:r>
             <w:r>
               <w:rPr>
                 <w:rFonts w:ascii="Arial Narrow" w:hAnsi="Arial Narrow"/>
-                <w:sz w:val="28"/>
+                <w:sz w:val="20"/>
+                <w:szCs w:val="20"/>
                 <w:lang w:val="en-US"/>
               </w:rPr>
-              <w:t>fio</w:t>
-            </w:r>
-            <w:r>
-              <w:rPr>
-                <w:rFonts w:ascii="Arial Narrow" w:hAnsi="Arial Narrow"/>
-                <w:sz w:val="28"/>
-                <w:lang w:val="en-US"/>
-              </w:rPr>
-              <w:t>1</w:t>
-            </w:r>
-            <w:r>
-              <w:rPr>
-                <w:rFonts w:ascii="Arial Narrow" w:hAnsi="Arial Narrow"/>
-                <w:sz w:val="28"/>
+              <w:t>fio1</w:t>
+            </w:r>
+            <w:r>
+              <w:rPr>
+                <w:rFonts w:ascii="Arial Narrow" w:hAnsi="Arial Narrow"/>
+                <w:sz w:val="20"/>
+                <w:szCs w:val="20"/>
               </w:rPr>
               <w:t>}}</w:t>
             </w:r>
@@ -1027,12 +1038,16 @@
               <w:jc w:val="center"/>
               <w:rPr>
                 <w:rFonts w:ascii="Arial Narrow" w:eastAsia="Times New Roman" w:hAnsi="Arial Narrow" w:cs="Times New Roman"/>
+                <w:sz w:val="20"/>
+                <w:szCs w:val="20"/>
                 <w:lang w:eastAsia="ar-SA"/>
               </w:rPr>
             </w:pPr>
             <w:r>
               <w:rPr>
                 <w:rFonts w:ascii="Arial Narrow" w:hAnsi="Arial Narrow"/>
+                <w:sz w:val="20"/>
+                <w:szCs w:val="20"/>
               </w:rPr>
               <w:t>2</w:t>
             </w:r>
@@ -1051,20 +1066,24 @@
               <w:jc w:val="center"/>
               <w:rPr>
                 <w:rFonts w:ascii="Arial Narrow" w:eastAsia="Times New Roman" w:hAnsi="Arial Narrow" w:cs="Times New Roman"/>
+                <w:sz w:val="20"/>
+                <w:szCs w:val="20"/>
                 <w:lang w:val="en-US" w:eastAsia="ar-SA"/>
               </w:rPr>
             </w:pPr>
             <w:r>
               <w:rPr>
                 <w:rFonts w:ascii="Arial Narrow" w:hAnsi="Arial Narrow"/>
-                <w:sz w:val="28"/>
+                <w:sz w:val="20"/>
+                <w:szCs w:val="20"/>
               </w:rPr>
               <w:t>{{</w:t>
             </w:r>
             <w:r>
               <w:rPr>
                 <w:rFonts w:ascii="Arial Narrow" w:hAnsi="Arial Narrow"/>
-                <w:sz w:val="28"/>
+                <w:sz w:val="20"/>
+                <w:szCs w:val="20"/>
                 <w:lang w:val="en-US"/>
               </w:rPr>
               <w:t>dvs2</w:t>
@@ -1072,7 +1091,8 @@
             <w:r>
               <w:rPr>
                 <w:rFonts w:ascii="Arial Narrow" w:hAnsi="Arial Narrow"/>
-                <w:sz w:val="28"/>
+                <w:sz w:val="20"/>
+                <w:szCs w:val="20"/>
               </w:rPr>
               <w:t>}}</w:t>
             </w:r>
@@ -1091,20 +1111,24 @@
               <w:jc w:val="center"/>
               <w:rPr>
                 <w:rFonts w:ascii="Arial Narrow" w:eastAsia="Times New Roman" w:hAnsi="Arial Narrow" w:cs="Times New Roman"/>
+                <w:sz w:val="20"/>
+                <w:szCs w:val="20"/>
                 <w:lang w:eastAsia="ar-SA"/>
               </w:rPr>
             </w:pPr>
             <w:r>
               <w:rPr>
                 <w:rFonts w:ascii="Arial Narrow" w:hAnsi="Arial Narrow"/>
-                <w:sz w:val="28"/>
+                <w:sz w:val="20"/>
+                <w:szCs w:val="20"/>
               </w:rPr>
               <w:t>{{</w:t>
             </w:r>
             <w:r>
               <w:rPr>
                 <w:rFonts w:ascii="Arial Narrow" w:hAnsi="Arial Narrow"/>
-                <w:sz w:val="28"/>
+                <w:sz w:val="20"/>
+                <w:szCs w:val="20"/>
                 <w:lang w:val="en-US"/>
               </w:rPr>
               <w:t>korob2</w:t>
@@ -1112,7 +1136,8 @@
             <w:r>
               <w:rPr>
                 <w:rFonts w:ascii="Arial Narrow" w:hAnsi="Arial Narrow"/>
-                <w:sz w:val="28"/>
+                <w:sz w:val="20"/>
+                <w:szCs w:val="20"/>
               </w:rPr>
               <w:t>}}</w:t>
             </w:r>
@@ -1131,36 +1156,33 @@
               <w:jc w:val="center"/>
               <w:rPr>
                 <w:rFonts w:ascii="Arial Narrow" w:eastAsia="Times New Roman" w:hAnsi="Arial Narrow" w:cs="Times New Roman"/>
+                <w:sz w:val="20"/>
+                <w:szCs w:val="20"/>
                 <w:lang w:eastAsia="ar-SA"/>
               </w:rPr>
             </w:pPr>
             <w:r>
               <w:rPr>
                 <w:rFonts w:ascii="Arial Narrow" w:hAnsi="Arial Narrow"/>
-                <w:sz w:val="28"/>
+                <w:sz w:val="20"/>
+                <w:szCs w:val="20"/>
               </w:rPr>
               <w:t>{{</w:t>
             </w:r>
             <w:r>
               <w:rPr>
                 <w:rFonts w:ascii="Arial Narrow" w:hAnsi="Arial Narrow"/>
-                <w:sz w:val="28"/>
+                <w:sz w:val="20"/>
+                <w:szCs w:val="20"/>
                 <w:lang w:val="en-US"/>
               </w:rPr>
-              <w:t>kol</w:t>
-            </w:r>
-            <w:r>
-              <w:rPr>
-                <w:rFonts w:ascii="Arial Narrow" w:hAnsi="Arial Narrow"/>
-                <w:sz w:val="28"/>
-                <w:lang w:val="en-US"/>
-              </w:rPr>
-              <w:t>2</w:t>
-            </w:r>
-            <w:r>
-              <w:rPr>
-                <w:rFonts w:ascii="Arial Narrow" w:hAnsi="Arial Narrow"/>
-                <w:sz w:val="28"/>
+              <w:t>kol2</w:t>
+            </w:r>
+            <w:r>
+              <w:rPr>
+                <w:rFonts w:ascii="Arial Narrow" w:hAnsi="Arial Narrow"/>
+                <w:sz w:val="20"/>
+                <w:szCs w:val="20"/>
               </w:rPr>
               <w:t>}}</w:t>
             </w:r>
@@ -1179,20 +1201,24 @@
               <w:jc w:val="center"/>
               <w:rPr>
                 <w:rFonts w:ascii="Arial Narrow" w:eastAsia="Times New Roman" w:hAnsi="Arial Narrow" w:cs="Times New Roman"/>
+                <w:sz w:val="20"/>
+                <w:szCs w:val="20"/>
                 <w:lang w:eastAsia="ar-SA"/>
               </w:rPr>
             </w:pPr>
             <w:r>
               <w:rPr>
                 <w:rFonts w:ascii="Arial Narrow" w:hAnsi="Arial Narrow"/>
-                <w:sz w:val="28"/>
+                <w:sz w:val="20"/>
+                <w:szCs w:val="20"/>
               </w:rPr>
               <w:t>{{</w:t>
             </w:r>
             <w:r>
               <w:rPr>
                 <w:rFonts w:ascii="Arial Narrow" w:hAnsi="Arial Narrow"/>
-                <w:sz w:val="28"/>
+                <w:sz w:val="20"/>
+                <w:szCs w:val="20"/>
                 <w:lang w:val="en-US"/>
               </w:rPr>
               <w:t>mass2</w:t>
@@ -1200,7 +1226,8 @@
             <w:r>
               <w:rPr>
                 <w:rFonts w:ascii="Arial Narrow" w:hAnsi="Arial Narrow"/>
-                <w:sz w:val="28"/>
+                <w:sz w:val="20"/>
+                <w:szCs w:val="20"/>
               </w:rPr>
               <w:t>}}</w:t>
             </w:r>
@@ -1219,36 +1246,33 @@
               <w:jc w:val="center"/>
               <w:rPr>
                 <w:rFonts w:ascii="Arial Narrow" w:eastAsia="Times New Roman" w:hAnsi="Arial Narrow" w:cs="Times New Roman"/>
+                <w:sz w:val="20"/>
+                <w:szCs w:val="20"/>
                 <w:lang w:eastAsia="ar-SA"/>
               </w:rPr>
             </w:pPr>
             <w:r>
               <w:rPr>
                 <w:rFonts w:ascii="Arial Narrow" w:hAnsi="Arial Narrow"/>
-                <w:sz w:val="28"/>
+                <w:sz w:val="20"/>
+                <w:szCs w:val="20"/>
               </w:rPr>
               <w:t>{{</w:t>
             </w:r>
             <w:r>
               <w:rPr>
                 <w:rFonts w:ascii="Arial Narrow" w:hAnsi="Arial Narrow"/>
-                <w:sz w:val="28"/>
+                <w:sz w:val="20"/>
+                <w:szCs w:val="20"/>
                 <w:lang w:val="en-US"/>
               </w:rPr>
-              <w:t>fio</w:t>
-            </w:r>
-            <w:r>
-              <w:rPr>
-                <w:rFonts w:ascii="Arial Narrow" w:hAnsi="Arial Narrow"/>
-                <w:sz w:val="28"/>
-                <w:lang w:val="en-US"/>
-              </w:rPr>
-              <w:t>2</w:t>
-            </w:r>
-            <w:r>
-              <w:rPr>
-                <w:rFonts w:ascii="Arial Narrow" w:hAnsi="Arial Narrow"/>
-                <w:sz w:val="28"/>
+              <w:t>fio2</w:t>
+            </w:r>
+            <w:r>
+              <w:rPr>
+                <w:rFonts w:ascii="Arial Narrow" w:hAnsi="Arial Narrow"/>
+                <w:sz w:val="20"/>
+                <w:szCs w:val="20"/>
               </w:rPr>
               <w:t>}}</w:t>
             </w:r>
@@ -1272,12 +1296,16 @@
               <w:jc w:val="center"/>
               <w:rPr>
                 <w:rFonts w:ascii="Arial Narrow" w:eastAsia="Times New Roman" w:hAnsi="Arial Narrow" w:cs="Times New Roman"/>
+                <w:sz w:val="20"/>
+                <w:szCs w:val="20"/>
                 <w:lang w:eastAsia="ar-SA"/>
               </w:rPr>
             </w:pPr>
             <w:r>
               <w:rPr>
                 <w:rFonts w:ascii="Arial Narrow" w:hAnsi="Arial Narrow"/>
+                <w:sz w:val="20"/>
+                <w:szCs w:val="20"/>
               </w:rPr>
               <w:t>3</w:t>
             </w:r>
@@ -1296,20 +1324,24 @@
               <w:jc w:val="center"/>
               <w:rPr>
                 <w:rFonts w:ascii="Arial Narrow" w:eastAsia="Times New Roman" w:hAnsi="Arial Narrow" w:cs="Times New Roman"/>
+                <w:sz w:val="20"/>
+                <w:szCs w:val="20"/>
                 <w:lang w:eastAsia="ar-SA"/>
               </w:rPr>
             </w:pPr>
             <w:r>
               <w:rPr>
                 <w:rFonts w:ascii="Arial Narrow" w:hAnsi="Arial Narrow"/>
-                <w:sz w:val="28"/>
+                <w:sz w:val="20"/>
+                <w:szCs w:val="20"/>
               </w:rPr>
               <w:t>{{</w:t>
             </w:r>
             <w:r>
               <w:rPr>
                 <w:rFonts w:ascii="Arial Narrow" w:hAnsi="Arial Narrow"/>
-                <w:sz w:val="28"/>
+                <w:sz w:val="20"/>
+                <w:szCs w:val="20"/>
                 <w:lang w:val="en-US"/>
               </w:rPr>
               <w:t>dvs3</w:t>
@@ -1317,7 +1349,8 @@
             <w:r>
               <w:rPr>
                 <w:rFonts w:ascii="Arial Narrow" w:hAnsi="Arial Narrow"/>
-                <w:sz w:val="28"/>
+                <w:sz w:val="20"/>
+                <w:szCs w:val="20"/>
               </w:rPr>
               <w:t>}}</w:t>
             </w:r>
@@ -1336,20 +1369,24 @@
               <w:jc w:val="center"/>
               <w:rPr>
                 <w:rFonts w:ascii="Arial Narrow" w:eastAsia="Times New Roman" w:hAnsi="Arial Narrow" w:cs="Times New Roman"/>
+                <w:sz w:val="20"/>
+                <w:szCs w:val="20"/>
                 <w:lang w:eastAsia="ar-SA"/>
               </w:rPr>
             </w:pPr>
             <w:r>
               <w:rPr>
                 <w:rFonts w:ascii="Arial Narrow" w:hAnsi="Arial Narrow"/>
-                <w:sz w:val="28"/>
+                <w:sz w:val="20"/>
+                <w:szCs w:val="20"/>
               </w:rPr>
               <w:t>{{</w:t>
             </w:r>
             <w:r>
               <w:rPr>
                 <w:rFonts w:ascii="Arial Narrow" w:hAnsi="Arial Narrow"/>
-                <w:sz w:val="28"/>
+                <w:sz w:val="20"/>
+                <w:szCs w:val="20"/>
                 <w:lang w:val="en-US"/>
               </w:rPr>
               <w:t>korob3</w:t>
@@ -1357,7 +1394,8 @@
             <w:r>
               <w:rPr>
                 <w:rFonts w:ascii="Arial Narrow" w:hAnsi="Arial Narrow"/>
-                <w:sz w:val="28"/>
+                <w:sz w:val="20"/>
+                <w:szCs w:val="20"/>
               </w:rPr>
               <w:t>}}</w:t>
             </w:r>
@@ -1376,36 +1414,33 @@
               <w:jc w:val="center"/>
               <w:rPr>
                 <w:rFonts w:ascii="Arial Narrow" w:eastAsia="Times New Roman" w:hAnsi="Arial Narrow" w:cs="Times New Roman"/>
+                <w:sz w:val="20"/>
+                <w:szCs w:val="20"/>
                 <w:lang w:eastAsia="ar-SA"/>
               </w:rPr>
             </w:pPr>
             <w:r>
               <w:rPr>
                 <w:rFonts w:ascii="Arial Narrow" w:hAnsi="Arial Narrow"/>
-                <w:sz w:val="28"/>
+                <w:sz w:val="20"/>
+                <w:szCs w:val="20"/>
               </w:rPr>
               <w:t>{{</w:t>
             </w:r>
             <w:r>
               <w:rPr>
                 <w:rFonts w:ascii="Arial Narrow" w:hAnsi="Arial Narrow"/>
-                <w:sz w:val="28"/>
+                <w:sz w:val="20"/>
+                <w:szCs w:val="20"/>
                 <w:lang w:val="en-US"/>
               </w:rPr>
-              <w:t>kol</w:t>
-            </w:r>
-            <w:r>
-              <w:rPr>
-                <w:rFonts w:ascii="Arial Narrow" w:hAnsi="Arial Narrow"/>
-                <w:sz w:val="28"/>
-                <w:lang w:val="en-US"/>
-              </w:rPr>
-              <w:t>3</w:t>
-            </w:r>
-            <w:r>
-              <w:rPr>
-                <w:rFonts w:ascii="Arial Narrow" w:hAnsi="Arial Narrow"/>
-                <w:sz w:val="28"/>
+              <w:t>kol3</w:t>
+            </w:r>
+            <w:r>
+              <w:rPr>
+                <w:rFonts w:ascii="Arial Narrow" w:hAnsi="Arial Narrow"/>
+                <w:sz w:val="20"/>
+                <w:szCs w:val="20"/>
               </w:rPr>
               <w:t>}}</w:t>
             </w:r>
@@ -1424,20 +1459,24 @@
               <w:jc w:val="center"/>
               <w:rPr>
                 <w:rFonts w:ascii="Arial Narrow" w:eastAsia="Times New Roman" w:hAnsi="Arial Narrow" w:cs="Times New Roman"/>
+                <w:sz w:val="20"/>
+                <w:szCs w:val="20"/>
                 <w:lang w:eastAsia="ar-SA"/>
               </w:rPr>
             </w:pPr>
             <w:r>
               <w:rPr>
                 <w:rFonts w:ascii="Arial Narrow" w:hAnsi="Arial Narrow"/>
-                <w:sz w:val="28"/>
+                <w:sz w:val="20"/>
+                <w:szCs w:val="20"/>
               </w:rPr>
               <w:t>{{</w:t>
             </w:r>
             <w:r>
               <w:rPr>
                 <w:rFonts w:ascii="Arial Narrow" w:hAnsi="Arial Narrow"/>
-                <w:sz w:val="28"/>
+                <w:sz w:val="20"/>
+                <w:szCs w:val="20"/>
                 <w:lang w:val="en-US"/>
               </w:rPr>
               <w:t>mass3</w:t>
@@ -1445,7 +1484,8 @@
             <w:r>
               <w:rPr>
                 <w:rFonts w:ascii="Arial Narrow" w:hAnsi="Arial Narrow"/>
-                <w:sz w:val="28"/>
+                <w:sz w:val="20"/>
+                <w:szCs w:val="20"/>
               </w:rPr>
               <w:t>}}</w:t>
             </w:r>
@@ -1464,36 +1504,33 @@
               <w:jc w:val="center"/>
               <w:rPr>
                 <w:rFonts w:ascii="Arial Narrow" w:eastAsia="Times New Roman" w:hAnsi="Arial Narrow" w:cs="Times New Roman"/>
+                <w:sz w:val="20"/>
+                <w:szCs w:val="20"/>
                 <w:lang w:eastAsia="ar-SA"/>
               </w:rPr>
             </w:pPr>
             <w:r>
               <w:rPr>
                 <w:rFonts w:ascii="Arial Narrow" w:hAnsi="Arial Narrow"/>
-                <w:sz w:val="28"/>
+                <w:sz w:val="20"/>
+                <w:szCs w:val="20"/>
               </w:rPr>
               <w:t>{{</w:t>
             </w:r>
             <w:r>
               <w:rPr>
                 <w:rFonts w:ascii="Arial Narrow" w:hAnsi="Arial Narrow"/>
-                <w:sz w:val="28"/>
+                <w:sz w:val="20"/>
+                <w:szCs w:val="20"/>
                 <w:lang w:val="en-US"/>
               </w:rPr>
-              <w:t>fio</w:t>
-            </w:r>
-            <w:r>
-              <w:rPr>
-                <w:rFonts w:ascii="Arial Narrow" w:hAnsi="Arial Narrow"/>
-                <w:sz w:val="28"/>
-                <w:lang w:val="en-US"/>
-              </w:rPr>
-              <w:t>3</w:t>
-            </w:r>
-            <w:r>
-              <w:rPr>
-                <w:rFonts w:ascii="Arial Narrow" w:hAnsi="Arial Narrow"/>
-                <w:sz w:val="28"/>
+              <w:t>fio3</w:t>
+            </w:r>
+            <w:r>
+              <w:rPr>
+                <w:rFonts w:ascii="Arial Narrow" w:hAnsi="Arial Narrow"/>
+                <w:sz w:val="20"/>
+                <w:szCs w:val="20"/>
               </w:rPr>
               <w:t>}}</w:t>
             </w:r>
@@ -1577,6 +1614,72 @@
           <w:rFonts w:ascii="Arial Narrow" w:eastAsia="Times New Roman" w:hAnsi="Arial Narrow" w:cs="Times New Roman"/>
           <w:b/>
           <w:bCs/>
+          <w:noProof/>
+          <w:sz w:val="28"/>
+          <w:szCs w:val="28"/>
+          <w:lang w:eastAsia="ru-RU"/>
+        </w:rPr>
+        <w:drawing>
+          <wp:anchor distT="0" distB="0" distL="114300" distR="114300" simplePos="0" relativeHeight="251665408" behindDoc="0" locked="0" layoutInCell="1" allowOverlap="1" wp14:anchorId="66EFBDEF" wp14:editId="16567622">
+            <wp:simplePos x="0" y="0"/>
+            <wp:positionH relativeFrom="column">
+              <wp:posOffset>-838744</wp:posOffset>
+            </wp:positionH>
+            <wp:positionV relativeFrom="paragraph">
+              <wp:posOffset>200841</wp:posOffset>
+            </wp:positionV>
+            <wp:extent cx="1741170" cy="1678940"/>
+            <wp:effectExtent l="0" t="0" r="0" b="0"/>
+            <wp:wrapNone/>
+            <wp:docPr id="13" name="Рисунок 13"/>
+            <wp:cNvGraphicFramePr>
+              <a:graphicFrameLocks xmlns:a="http://schemas.openxmlformats.org/drawingml/2006/main" noChangeAspect="1"/>
+            </wp:cNvGraphicFramePr>
+            <a:graphic xmlns:a="http://schemas.openxmlformats.org/drawingml/2006/main">
+              <a:graphicData uri="http://schemas.openxmlformats.org/drawingml/2006/picture">
+                <pic:pic xmlns:pic="http://schemas.openxmlformats.org/drawingml/2006/picture">
+                  <pic:nvPicPr>
+                    <pic:cNvPr id="0" name="печать фаткуллин.png"/>
+                    <pic:cNvPicPr/>
+                  </pic:nvPicPr>
+                  <pic:blipFill>
+                    <a:blip r:embed="rId7" cstate="print">
+                      <a:extLst>
+                        <a:ext uri="{28A0092B-C50C-407E-A947-70E740481C1C}">
+                          <a14:useLocalDpi xmlns:a14="http://schemas.microsoft.com/office/drawing/2010/main" val="0"/>
+                        </a:ext>
+                      </a:extLst>
+                    </a:blip>
+                    <a:stretch>
+                      <a:fillRect/>
+                    </a:stretch>
+                  </pic:blipFill>
+                  <pic:spPr>
+                    <a:xfrm rot="21421336">
+                      <a:off x="0" y="0"/>
+                      <a:ext cx="1741170" cy="1678940"/>
+                    </a:xfrm>
+                    <a:prstGeom prst="rect">
+                      <a:avLst/>
+                    </a:prstGeom>
+                  </pic:spPr>
+                </pic:pic>
+              </a:graphicData>
+            </a:graphic>
+            <wp14:sizeRelH relativeFrom="page">
+              <wp14:pctWidth>0</wp14:pctWidth>
+            </wp14:sizeRelH>
+            <wp14:sizeRelV relativeFrom="page">
+              <wp14:pctHeight>0</wp14:pctHeight>
+            </wp14:sizeRelV>
+          </wp:anchor>
+        </w:drawing>
+      </w:r>
+      <w:r>
+        <w:rPr>
+          <w:rFonts w:ascii="Arial Narrow" w:eastAsia="Times New Roman" w:hAnsi="Arial Narrow" w:cs="Times New Roman"/>
+          <w:b/>
+          <w:bCs/>
           <w:sz w:val="24"/>
           <w:szCs w:val="24"/>
           <w:lang w:eastAsia="ar-SA"/>
@@ -1609,7 +1712,7 @@
           <w:lang w:eastAsia="ru-RU"/>
         </w:rPr>
         <w:drawing>
-          <wp:anchor distT="0" distB="0" distL="114300" distR="114300" simplePos="0" relativeHeight="251670528" behindDoc="0" locked="0" layoutInCell="1" allowOverlap="1" wp14:anchorId="055AE0EF" wp14:editId="0A73DB03">
+          <wp:anchor distT="0" distB="0" distL="114300" distR="114300" simplePos="0" relativeHeight="251670528" behindDoc="0" locked="0" layoutInCell="1" allowOverlap="1" wp14:anchorId="211204CD" wp14:editId="4B4F039D">
             <wp:simplePos x="0" y="0"/>
             <wp:positionH relativeFrom="column">
               <wp:posOffset>675005</wp:posOffset>
@@ -1632,7 +1735,7 @@
                     <pic:cNvPicPr/>
                   </pic:nvPicPr>
                   <pic:blipFill>
-                    <a:blip r:embed="rId7" cstate="print">
+                    <a:blip r:embed="rId8" cstate="print">
                       <a:extLst>
                         <a:ext uri="{28A0092B-C50C-407E-A947-70E740481C1C}">
                           <a14:useLocalDpi xmlns:a14="http://schemas.microsoft.com/office/drawing/2010/main" val="0"/>
@@ -1647,72 +1750,6 @@
                     <a:xfrm>
                       <a:off x="0" y="0"/>
                       <a:ext cx="940526" cy="624768"/>
-                    </a:xfrm>
-                    <a:prstGeom prst="rect">
-                      <a:avLst/>
-                    </a:prstGeom>
-                  </pic:spPr>
-                </pic:pic>
-              </a:graphicData>
-            </a:graphic>
-            <wp14:sizeRelH relativeFrom="page">
-              <wp14:pctWidth>0</wp14:pctWidth>
-            </wp14:sizeRelH>
-            <wp14:sizeRelV relativeFrom="page">
-              <wp14:pctHeight>0</wp14:pctHeight>
-            </wp14:sizeRelV>
-          </wp:anchor>
-        </w:drawing>
-      </w:r>
-      <w:r>
-        <w:rPr>
-          <w:rFonts w:ascii="Arial Narrow" w:eastAsia="Times New Roman" w:hAnsi="Arial Narrow" w:cs="Times New Roman"/>
-          <w:b/>
-          <w:bCs/>
-          <w:noProof/>
-          <w:sz w:val="28"/>
-          <w:szCs w:val="28"/>
-          <w:lang w:eastAsia="ru-RU"/>
-        </w:rPr>
-        <w:drawing>
-          <wp:anchor distT="0" distB="0" distL="114300" distR="114300" simplePos="0" relativeHeight="251665408" behindDoc="0" locked="0" layoutInCell="1" allowOverlap="1" wp14:anchorId="2B74C3F0" wp14:editId="398D8603">
-            <wp:simplePos x="0" y="0"/>
-            <wp:positionH relativeFrom="column">
-              <wp:posOffset>-690787</wp:posOffset>
-            </wp:positionH>
-            <wp:positionV relativeFrom="paragraph">
-              <wp:posOffset>442223</wp:posOffset>
-            </wp:positionV>
-            <wp:extent cx="1741170" cy="1678940"/>
-            <wp:effectExtent l="0" t="0" r="0" b="0"/>
-            <wp:wrapNone/>
-            <wp:docPr id="13" name="Рисунок 13"/>
-            <wp:cNvGraphicFramePr>
-              <a:graphicFrameLocks xmlns:a="http://schemas.openxmlformats.org/drawingml/2006/main" noChangeAspect="1"/>
-            </wp:cNvGraphicFramePr>
-            <a:graphic xmlns:a="http://schemas.openxmlformats.org/drawingml/2006/main">
-              <a:graphicData uri="http://schemas.openxmlformats.org/drawingml/2006/picture">
-                <pic:pic xmlns:pic="http://schemas.openxmlformats.org/drawingml/2006/picture">
-                  <pic:nvPicPr>
-                    <pic:cNvPr id="0" name="печать фаткуллин.png"/>
-                    <pic:cNvPicPr/>
-                  </pic:nvPicPr>
-                  <pic:blipFill>
-                    <a:blip r:embed="rId8" cstate="print">
-                      <a:extLst>
-                        <a:ext uri="{28A0092B-C50C-407E-A947-70E740481C1C}">
-                          <a14:useLocalDpi xmlns:a14="http://schemas.microsoft.com/office/drawing/2010/main" val="0"/>
-                        </a:ext>
-                      </a:extLst>
-                    </a:blip>
-                    <a:stretch>
-                      <a:fillRect/>
-                    </a:stretch>
-                  </pic:blipFill>
-                  <pic:spPr>
-                    <a:xfrm rot="21223882">
-                      <a:off x="0" y="0"/>
-                      <a:ext cx="1741170" cy="1678940"/>
                     </a:xfrm>
                     <a:prstGeom prst="rect">
                       <a:avLst/>
@@ -1807,36 +1844,38 @@
           <w:rFonts w:ascii="Arial Narrow" w:eastAsia="Times New Roman" w:hAnsi="Arial Narrow" w:cs="Times New Roman"/>
           <w:b/>
           <w:bCs/>
-          <w:sz w:val="24"/>
-          <w:szCs w:val="24"/>
-          <w:lang w:eastAsia="ar-SA"/>
-        </w:rPr>
-        <w:t>М.П.</w:t>
-      </w:r>
-    </w:p>
-    <w:p>
-      <w:r>
-        <w:rPr>
-          <w:rFonts w:ascii="Arial Narrow" w:eastAsia="Times New Roman" w:hAnsi="Arial Narrow" w:cs="Times New Roman"/>
-          <w:b/>
-          <w:bCs/>
           <w:noProof/>
           <w:sz w:val="28"/>
           <w:szCs w:val="28"/>
           <w:lang w:eastAsia="ru-RU"/>
         </w:rPr>
         <w:drawing>
-          <wp:anchor distT="0" distB="0" distL="114300" distR="114300" simplePos="0" relativeHeight="251672576" behindDoc="0" locked="0" layoutInCell="1" allowOverlap="1" wp14:anchorId="18D3A800" wp14:editId="0AE0D5B4">
+          <wp:anchor distT="0" distB="0" distL="114300" distR="114300" simplePos="0" relativeHeight="251672576" behindDoc="1" locked="0" layoutInCell="1" allowOverlap="1" wp14:anchorId="62CF6F9D" wp14:editId="4AF9C389">
             <wp:simplePos x="0" y="0"/>
             <wp:positionH relativeFrom="column">
-              <wp:posOffset>4254772</wp:posOffset>
+              <wp:posOffset>4312920</wp:posOffset>
             </wp:positionH>
             <wp:positionV relativeFrom="paragraph">
-              <wp:posOffset>3564346</wp:posOffset>
+              <wp:posOffset>4495800</wp:posOffset>
             </wp:positionV>
-            <wp:extent cx="983241" cy="653143"/>
+            <wp:extent cx="982980" cy="652780"/>
             <wp:effectExtent l="0" t="0" r="0" b="0"/>
-            <wp:wrapNone/>
+            <wp:wrapThrough wrapText="bothSides">
+              <wp:wrapPolygon edited="0">
+                <wp:start x="3767" y="1891"/>
+                <wp:lineTo x="1674" y="5043"/>
+                <wp:lineTo x="2093" y="10716"/>
+                <wp:lineTo x="9628" y="13237"/>
+                <wp:lineTo x="8791" y="15759"/>
+                <wp:lineTo x="8372" y="20802"/>
+                <wp:lineTo x="10465" y="20802"/>
+                <wp:lineTo x="12558" y="13237"/>
+                <wp:lineTo x="20512" y="6934"/>
+                <wp:lineTo x="20930" y="5673"/>
+                <wp:lineTo x="15907" y="1891"/>
+                <wp:lineTo x="3767" y="1891"/>
+              </wp:wrapPolygon>
+            </wp:wrapThrough>
             <wp:docPr id="6" name="Рисунок 6"/>
             <wp:cNvGraphicFramePr>
               <a:graphicFrameLocks xmlns:a="http://schemas.openxmlformats.org/drawingml/2006/main" noChangeAspect="1"/>
@@ -1863,7 +1902,7 @@
                   <pic:spPr>
                     <a:xfrm>
                       <a:off x="0" y="0"/>
-                      <a:ext cx="986550" cy="655341"/>
+                      <a:ext cx="982980" cy="652780"/>
                     </a:xfrm>
                     <a:prstGeom prst="rect">
                       <a:avLst/>
@@ -1892,17 +1931,40 @@
           <w:lang w:eastAsia="ru-RU"/>
         </w:rPr>
         <w:drawing>
-          <wp:anchor distT="0" distB="0" distL="114300" distR="114300" simplePos="0" relativeHeight="251667456" behindDoc="0" locked="0" layoutInCell="1" allowOverlap="1" wp14:anchorId="35F8D0F4" wp14:editId="2574E37B">
+          <wp:anchor distT="0" distB="0" distL="114300" distR="114300" simplePos="0" relativeHeight="251667456" behindDoc="1" locked="0" layoutInCell="1" allowOverlap="1" wp14:anchorId="0B5A8B74" wp14:editId="2BA48D5A">
             <wp:simplePos x="0" y="0"/>
             <wp:positionH relativeFrom="column">
-              <wp:posOffset>2795271</wp:posOffset>
+              <wp:posOffset>2836545</wp:posOffset>
             </wp:positionH>
             <wp:positionV relativeFrom="paragraph">
-              <wp:posOffset>2657680</wp:posOffset>
+              <wp:posOffset>3581400</wp:posOffset>
             </wp:positionV>
             <wp:extent cx="1741170" cy="1678940"/>
             <wp:effectExtent l="0" t="0" r="0" b="0"/>
-            <wp:wrapNone/>
+            <wp:wrapThrough wrapText="bothSides">
+              <wp:wrapPolygon edited="0">
+                <wp:start x="10612" y="696"/>
+                <wp:lineTo x="3742" y="685"/>
+                <wp:lineTo x="3476" y="4596"/>
+                <wp:lineTo x="2061" y="4492"/>
+                <wp:lineTo x="1090" y="11792"/>
+                <wp:lineTo x="3148" y="16365"/>
+                <wp:lineTo x="3131" y="16610"/>
+                <wp:lineTo x="8117" y="19923"/>
+                <wp:lineTo x="8320" y="20430"/>
+                <wp:lineTo x="11620" y="20671"/>
+                <wp:lineTo x="11889" y="20200"/>
+                <wp:lineTo x="17763" y="17436"/>
+                <wp:lineTo x="17999" y="17453"/>
+                <wp:lineTo x="19916" y="13663"/>
+                <wp:lineTo x="20418" y="9768"/>
+                <wp:lineTo x="19017" y="5980"/>
+                <wp:lineTo x="19134" y="4269"/>
+                <wp:lineTo x="15057" y="1513"/>
+                <wp:lineTo x="12262" y="817"/>
+                <wp:lineTo x="10612" y="696"/>
+              </wp:wrapPolygon>
+            </wp:wrapThrough>
             <wp:docPr id="14" name="Рисунок 14"/>
             <wp:cNvGraphicFramePr>
               <a:graphicFrameLocks xmlns:a="http://schemas.openxmlformats.org/drawingml/2006/main" noChangeAspect="1"/>
@@ -1915,7 +1977,7 @@
                     <pic:cNvPicPr/>
                   </pic:nvPicPr>
                   <pic:blipFill>
-                    <a:blip r:embed="rId8" cstate="print">
+                    <a:blip r:embed="rId7" cstate="print">
                       <a:extLst>
                         <a:ext uri="{28A0092B-C50C-407E-A947-70E740481C1C}">
                           <a14:useLocalDpi xmlns:a14="http://schemas.microsoft.com/office/drawing/2010/main" val="0"/>
@@ -1947,12 +2009,25 @@
           </wp:anchor>
         </w:drawing>
       </w:r>
+      <w:r>
+        <w:rPr>
+          <w:rFonts w:ascii="Arial Narrow" w:eastAsia="Times New Roman" w:hAnsi="Arial Narrow" w:cs="Times New Roman"/>
+          <w:b/>
+          <w:bCs/>
+          <w:sz w:val="24"/>
+          <w:szCs w:val="24"/>
+          <w:lang w:eastAsia="ar-SA"/>
+        </w:rPr>
+        <w:t>М.П.</w:t>
+      </w:r>
+      <w:bookmarkStart w:id="0" w:name="_GoBack"/>
+      <w:bookmarkEnd w:id="0"/>
     </w:p>
     <w:sectPr>
       <w:headerReference w:type="default" r:id="rId10"/>
       <w:footerReference w:type="default" r:id="rId11"/>
       <w:pgSz w:w="11906" w:h="16838"/>
-      <w:pgMar w:top="1441" w:right="851" w:bottom="1418" w:left="1559" w:header="851" w:footer="0" w:gutter="0"/>
+      <w:pgMar w:top="709" w:right="851" w:bottom="1702" w:left="1559" w:header="851" w:footer="0" w:gutter="0"/>
       <w:cols w:space="720"/>
       <w:formProt w:val="0"/>
       <w:docGrid w:linePitch="360" w:charSpace="4096"/>

--- a/atek.docx
+++ b/atek.docx
@@ -1614,72 +1614,6 @@
           <w:rFonts w:ascii="Arial Narrow" w:eastAsia="Times New Roman" w:hAnsi="Arial Narrow" w:cs="Times New Roman"/>
           <w:b/>
           <w:bCs/>
-          <w:noProof/>
-          <w:sz w:val="28"/>
-          <w:szCs w:val="28"/>
-          <w:lang w:eastAsia="ru-RU"/>
-        </w:rPr>
-        <w:drawing>
-          <wp:anchor distT="0" distB="0" distL="114300" distR="114300" simplePos="0" relativeHeight="251665408" behindDoc="0" locked="0" layoutInCell="1" allowOverlap="1" wp14:anchorId="66EFBDEF" wp14:editId="16567622">
-            <wp:simplePos x="0" y="0"/>
-            <wp:positionH relativeFrom="column">
-              <wp:posOffset>-838744</wp:posOffset>
-            </wp:positionH>
-            <wp:positionV relativeFrom="paragraph">
-              <wp:posOffset>200841</wp:posOffset>
-            </wp:positionV>
-            <wp:extent cx="1741170" cy="1678940"/>
-            <wp:effectExtent l="0" t="0" r="0" b="0"/>
-            <wp:wrapNone/>
-            <wp:docPr id="13" name="Рисунок 13"/>
-            <wp:cNvGraphicFramePr>
-              <a:graphicFrameLocks xmlns:a="http://schemas.openxmlformats.org/drawingml/2006/main" noChangeAspect="1"/>
-            </wp:cNvGraphicFramePr>
-            <a:graphic xmlns:a="http://schemas.openxmlformats.org/drawingml/2006/main">
-              <a:graphicData uri="http://schemas.openxmlformats.org/drawingml/2006/picture">
-                <pic:pic xmlns:pic="http://schemas.openxmlformats.org/drawingml/2006/picture">
-                  <pic:nvPicPr>
-                    <pic:cNvPr id="0" name="печать фаткуллин.png"/>
-                    <pic:cNvPicPr/>
-                  </pic:nvPicPr>
-                  <pic:blipFill>
-                    <a:blip r:embed="rId7" cstate="print">
-                      <a:extLst>
-                        <a:ext uri="{28A0092B-C50C-407E-A947-70E740481C1C}">
-                          <a14:useLocalDpi xmlns:a14="http://schemas.microsoft.com/office/drawing/2010/main" val="0"/>
-                        </a:ext>
-                      </a:extLst>
-                    </a:blip>
-                    <a:stretch>
-                      <a:fillRect/>
-                    </a:stretch>
-                  </pic:blipFill>
-                  <pic:spPr>
-                    <a:xfrm rot="21421336">
-                      <a:off x="0" y="0"/>
-                      <a:ext cx="1741170" cy="1678940"/>
-                    </a:xfrm>
-                    <a:prstGeom prst="rect">
-                      <a:avLst/>
-                    </a:prstGeom>
-                  </pic:spPr>
-                </pic:pic>
-              </a:graphicData>
-            </a:graphic>
-            <wp14:sizeRelH relativeFrom="page">
-              <wp14:pctWidth>0</wp14:pctWidth>
-            </wp14:sizeRelH>
-            <wp14:sizeRelV relativeFrom="page">
-              <wp14:pctHeight>0</wp14:pctHeight>
-            </wp14:sizeRelV>
-          </wp:anchor>
-        </w:drawing>
-      </w:r>
-      <w:r>
-        <w:rPr>
-          <w:rFonts w:ascii="Arial Narrow" w:eastAsia="Times New Roman" w:hAnsi="Arial Narrow" w:cs="Times New Roman"/>
-          <w:b/>
-          <w:bCs/>
           <w:sz w:val="24"/>
           <w:szCs w:val="24"/>
           <w:lang w:eastAsia="ar-SA"/>
@@ -1712,16 +1646,82 @@
           <w:lang w:eastAsia="ru-RU"/>
         </w:rPr>
         <w:drawing>
+          <wp:anchor distT="0" distB="0" distL="114300" distR="114300" simplePos="0" relativeHeight="251665408" behindDoc="0" locked="0" layoutInCell="1" allowOverlap="1" wp14:anchorId="1BD470FB" wp14:editId="3FFF157D">
+            <wp:simplePos x="0" y="0"/>
+            <wp:positionH relativeFrom="column">
+              <wp:posOffset>-787491</wp:posOffset>
+            </wp:positionH>
+            <wp:positionV relativeFrom="page">
+              <wp:posOffset>5055235</wp:posOffset>
+            </wp:positionV>
+            <wp:extent cx="1742400" cy="1677600"/>
+            <wp:effectExtent l="0" t="0" r="0" b="0"/>
+            <wp:wrapNone/>
+            <wp:docPr id="13" name="Рисунок 13"/>
+            <wp:cNvGraphicFramePr>
+              <a:graphicFrameLocks xmlns:a="http://schemas.openxmlformats.org/drawingml/2006/main" noChangeAspect="1"/>
+            </wp:cNvGraphicFramePr>
+            <a:graphic xmlns:a="http://schemas.openxmlformats.org/drawingml/2006/main">
+              <a:graphicData uri="http://schemas.openxmlformats.org/drawingml/2006/picture">
+                <pic:pic xmlns:pic="http://schemas.openxmlformats.org/drawingml/2006/picture">
+                  <pic:nvPicPr>
+                    <pic:cNvPr id="0" name="печать фаткуллин.png"/>
+                    <pic:cNvPicPr/>
+                  </pic:nvPicPr>
+                  <pic:blipFill>
+                    <a:blip r:embed="rId7" cstate="print">
+                      <a:extLst>
+                        <a:ext uri="{28A0092B-C50C-407E-A947-70E740481C1C}">
+                          <a14:useLocalDpi xmlns:a14="http://schemas.microsoft.com/office/drawing/2010/main" val="0"/>
+                        </a:ext>
+                      </a:extLst>
+                    </a:blip>
+                    <a:stretch>
+                      <a:fillRect/>
+                    </a:stretch>
+                  </pic:blipFill>
+                  <pic:spPr>
+                    <a:xfrm rot="21421336">
+                      <a:off x="0" y="0"/>
+                      <a:ext cx="1742400" cy="1677600"/>
+                    </a:xfrm>
+                    <a:prstGeom prst="rect">
+                      <a:avLst/>
+                    </a:prstGeom>
+                  </pic:spPr>
+                </pic:pic>
+              </a:graphicData>
+            </a:graphic>
+            <wp14:sizeRelH relativeFrom="page">
+              <wp14:pctWidth>0</wp14:pctWidth>
+            </wp14:sizeRelH>
+            <wp14:sizeRelV relativeFrom="page">
+              <wp14:pctHeight>0</wp14:pctHeight>
+            </wp14:sizeRelV>
+          </wp:anchor>
+        </w:drawing>
+      </w:r>
+      <w:r>
+        <w:rPr>
+          <w:rFonts w:ascii="Arial Narrow" w:eastAsia="Times New Roman" w:hAnsi="Arial Narrow" w:cs="Times New Roman"/>
+          <w:b/>
+          <w:bCs/>
+          <w:noProof/>
+          <w:sz w:val="28"/>
+          <w:szCs w:val="28"/>
+          <w:lang w:eastAsia="ru-RU"/>
+        </w:rPr>
+        <w:drawing>
           <wp:anchor distT="0" distB="0" distL="114300" distR="114300" simplePos="0" relativeHeight="251670528" behindDoc="0" locked="0" layoutInCell="1" allowOverlap="1" wp14:anchorId="211204CD" wp14:editId="4B4F039D">
             <wp:simplePos x="0" y="0"/>
             <wp:positionH relativeFrom="column">
-              <wp:posOffset>675005</wp:posOffset>
+              <wp:posOffset>673100</wp:posOffset>
             </wp:positionH>
-            <wp:positionV relativeFrom="paragraph">
-              <wp:posOffset>442958</wp:posOffset>
+            <wp:positionV relativeFrom="page">
+              <wp:posOffset>5094605</wp:posOffset>
             </wp:positionV>
-            <wp:extent cx="940526" cy="624768"/>
-            <wp:effectExtent l="0" t="0" r="0" b="4445"/>
+            <wp:extent cx="939600" cy="622800"/>
+            <wp:effectExtent l="0" t="0" r="0" b="6350"/>
             <wp:wrapNone/>
             <wp:docPr id="5" name="Рисунок 5"/>
             <wp:cNvGraphicFramePr>
@@ -1749,7 +1749,7 @@
                   <pic:spPr>
                     <a:xfrm>
                       <a:off x="0" y="0"/>
-                      <a:ext cx="940526" cy="624768"/>
+                      <a:ext cx="939600" cy="622800"/>
                     </a:xfrm>
                     <a:prstGeom prst="rect">
                       <a:avLst/>
@@ -1850,32 +1850,17 @@
           <w:lang w:eastAsia="ru-RU"/>
         </w:rPr>
         <w:drawing>
-          <wp:anchor distT="0" distB="0" distL="114300" distR="114300" simplePos="0" relativeHeight="251672576" behindDoc="1" locked="0" layoutInCell="1" allowOverlap="1" wp14:anchorId="62CF6F9D" wp14:editId="4AF9C389">
+          <wp:anchor distT="0" distB="0" distL="114300" distR="114300" simplePos="0" relativeHeight="251672576" behindDoc="0" locked="0" layoutInCell="1" allowOverlap="1" wp14:anchorId="62CF6F9D" wp14:editId="4AF9C389">
             <wp:simplePos x="0" y="0"/>
             <wp:positionH relativeFrom="column">
-              <wp:posOffset>4312920</wp:posOffset>
+              <wp:posOffset>4313555</wp:posOffset>
             </wp:positionH>
-            <wp:positionV relativeFrom="paragraph">
-              <wp:posOffset>4495800</wp:posOffset>
+            <wp:positionV relativeFrom="page">
+              <wp:posOffset>9940925</wp:posOffset>
             </wp:positionV>
-            <wp:extent cx="982980" cy="652780"/>
+            <wp:extent cx="982800" cy="651600"/>
             <wp:effectExtent l="0" t="0" r="0" b="0"/>
-            <wp:wrapThrough wrapText="bothSides">
-              <wp:wrapPolygon edited="0">
-                <wp:start x="3767" y="1891"/>
-                <wp:lineTo x="1674" y="5043"/>
-                <wp:lineTo x="2093" y="10716"/>
-                <wp:lineTo x="9628" y="13237"/>
-                <wp:lineTo x="8791" y="15759"/>
-                <wp:lineTo x="8372" y="20802"/>
-                <wp:lineTo x="10465" y="20802"/>
-                <wp:lineTo x="12558" y="13237"/>
-                <wp:lineTo x="20512" y="6934"/>
-                <wp:lineTo x="20930" y="5673"/>
-                <wp:lineTo x="15907" y="1891"/>
-                <wp:lineTo x="3767" y="1891"/>
-              </wp:wrapPolygon>
-            </wp:wrapThrough>
+            <wp:wrapNone/>
             <wp:docPr id="6" name="Рисунок 6"/>
             <wp:cNvGraphicFramePr>
               <a:graphicFrameLocks xmlns:a="http://schemas.openxmlformats.org/drawingml/2006/main" noChangeAspect="1"/>
@@ -1902,7 +1887,7 @@
                   <pic:spPr>
                     <a:xfrm>
                       <a:off x="0" y="0"/>
-                      <a:ext cx="982980" cy="652780"/>
+                      <a:ext cx="982800" cy="651600"/>
                     </a:xfrm>
                     <a:prstGeom prst="rect">
                       <a:avLst/>
@@ -1931,40 +1916,17 @@
           <w:lang w:eastAsia="ru-RU"/>
         </w:rPr>
         <w:drawing>
-          <wp:anchor distT="0" distB="0" distL="114300" distR="114300" simplePos="0" relativeHeight="251667456" behindDoc="1" locked="0" layoutInCell="1" allowOverlap="1" wp14:anchorId="0B5A8B74" wp14:editId="2BA48D5A">
+          <wp:anchor distT="0" distB="0" distL="114300" distR="114300" simplePos="0" relativeHeight="251667456" behindDoc="0" locked="0" layoutInCell="1" allowOverlap="1" wp14:anchorId="0B5A8B74" wp14:editId="2BA48D5A">
             <wp:simplePos x="0" y="0"/>
             <wp:positionH relativeFrom="column">
-              <wp:posOffset>2836545</wp:posOffset>
+              <wp:posOffset>2837180</wp:posOffset>
             </wp:positionH>
-            <wp:positionV relativeFrom="paragraph">
-              <wp:posOffset>3581400</wp:posOffset>
+            <wp:positionV relativeFrom="page">
+              <wp:posOffset>9011920</wp:posOffset>
             </wp:positionV>
-            <wp:extent cx="1741170" cy="1678940"/>
+            <wp:extent cx="1742400" cy="1677600"/>
             <wp:effectExtent l="0" t="0" r="0" b="0"/>
-            <wp:wrapThrough wrapText="bothSides">
-              <wp:wrapPolygon edited="0">
-                <wp:start x="10612" y="696"/>
-                <wp:lineTo x="3742" y="685"/>
-                <wp:lineTo x="3476" y="4596"/>
-                <wp:lineTo x="2061" y="4492"/>
-                <wp:lineTo x="1090" y="11792"/>
-                <wp:lineTo x="3148" y="16365"/>
-                <wp:lineTo x="3131" y="16610"/>
-                <wp:lineTo x="8117" y="19923"/>
-                <wp:lineTo x="8320" y="20430"/>
-                <wp:lineTo x="11620" y="20671"/>
-                <wp:lineTo x="11889" y="20200"/>
-                <wp:lineTo x="17763" y="17436"/>
-                <wp:lineTo x="17999" y="17453"/>
-                <wp:lineTo x="19916" y="13663"/>
-                <wp:lineTo x="20418" y="9768"/>
-                <wp:lineTo x="19017" y="5980"/>
-                <wp:lineTo x="19134" y="4269"/>
-                <wp:lineTo x="15057" y="1513"/>
-                <wp:lineTo x="12262" y="817"/>
-                <wp:lineTo x="10612" y="696"/>
-              </wp:wrapPolygon>
-            </wp:wrapThrough>
+            <wp:wrapNone/>
             <wp:docPr id="14" name="Рисунок 14"/>
             <wp:cNvGraphicFramePr>
               <a:graphicFrameLocks xmlns:a="http://schemas.openxmlformats.org/drawingml/2006/main" noChangeAspect="1"/>
@@ -1991,7 +1953,7 @@
                   <pic:spPr>
                     <a:xfrm rot="21357564">
                       <a:off x="0" y="0"/>
-                      <a:ext cx="1741170" cy="1678940"/>
+                      <a:ext cx="1742400" cy="1677600"/>
                     </a:xfrm>
                     <a:prstGeom prst="rect">
                       <a:avLst/>

--- a/atek.docx
+++ b/atek.docx
@@ -808,7 +808,6 @@
               <w:jc w:val="center"/>
               <w:rPr>
                 <w:rFonts w:ascii="Arial Narrow" w:eastAsia="SimSun" w:hAnsi="Arial Narrow" w:cs="Times New Roman"/>
-                <w:sz w:val="20"/>
                 <w:szCs w:val="20"/>
                 <w:lang w:eastAsia="zh-CN"/>
               </w:rPr>
@@ -816,7 +815,6 @@
             <w:r>
               <w:rPr>
                 <w:rFonts w:ascii="Arial Narrow" w:hAnsi="Arial Narrow"/>
-                <w:sz w:val="20"/>
                 <w:szCs w:val="20"/>
               </w:rPr>
               <w:t>{{</w:t>
@@ -824,7 +822,6 @@
             <w:r>
               <w:rPr>
                 <w:rFonts w:ascii="Arial Narrow" w:hAnsi="Arial Narrow"/>
-                <w:sz w:val="20"/>
                 <w:szCs w:val="20"/>
                 <w:lang w:val="en-US"/>
               </w:rPr>
@@ -833,7 +830,6 @@
             <w:r>
               <w:rPr>
                 <w:rFonts w:ascii="Arial Narrow" w:hAnsi="Arial Narrow"/>
-                <w:sz w:val="20"/>
                 <w:szCs w:val="20"/>
               </w:rPr>
               <w:t>}}</w:t>
@@ -853,7 +849,6 @@
               <w:jc w:val="center"/>
               <w:rPr>
                 <w:rFonts w:ascii="Arial Narrow" w:eastAsia="SimSun" w:hAnsi="Arial Narrow" w:cs="Times New Roman"/>
-                <w:sz w:val="20"/>
                 <w:szCs w:val="20"/>
                 <w:lang w:eastAsia="zh-CN"/>
               </w:rPr>
@@ -861,7 +856,6 @@
             <w:r>
               <w:rPr>
                 <w:rFonts w:ascii="Arial Narrow" w:hAnsi="Arial Narrow"/>
-                <w:sz w:val="20"/>
                 <w:szCs w:val="20"/>
               </w:rPr>
               <w:t>{{</w:t>
@@ -869,7 +863,6 @@
             <w:r>
               <w:rPr>
                 <w:rFonts w:ascii="Arial Narrow" w:hAnsi="Arial Narrow"/>
-                <w:sz w:val="20"/>
                 <w:szCs w:val="20"/>
                 <w:lang w:val="en-US"/>
               </w:rPr>
@@ -878,7 +871,6 @@
             <w:r>
               <w:rPr>
                 <w:rFonts w:ascii="Arial Narrow" w:hAnsi="Arial Narrow"/>
-                <w:sz w:val="20"/>
                 <w:szCs w:val="20"/>
               </w:rPr>
               <w:t>}}</w:t>
@@ -898,7 +890,6 @@
               <w:jc w:val="center"/>
               <w:rPr>
                 <w:rFonts w:ascii="Arial Narrow" w:eastAsia="Times New Roman" w:hAnsi="Arial Narrow" w:cs="Times New Roman"/>
-                <w:sz w:val="20"/>
                 <w:szCs w:val="20"/>
                 <w:lang w:val="en-US" w:eastAsia="ar-SA"/>
               </w:rPr>
@@ -906,7 +897,6 @@
             <w:r>
               <w:rPr>
                 <w:rFonts w:ascii="Arial Narrow" w:hAnsi="Arial Narrow"/>
-                <w:sz w:val="20"/>
                 <w:szCs w:val="20"/>
               </w:rPr>
               <w:t>{{</w:t>
@@ -914,7 +904,6 @@
             <w:r>
               <w:rPr>
                 <w:rFonts w:ascii="Arial Narrow" w:hAnsi="Arial Narrow"/>
-                <w:sz w:val="20"/>
                 <w:szCs w:val="20"/>
                 <w:lang w:val="en-US"/>
               </w:rPr>
@@ -923,7 +912,6 @@
             <w:r>
               <w:rPr>
                 <w:rFonts w:ascii="Arial Narrow" w:hAnsi="Arial Narrow"/>
-                <w:sz w:val="20"/>
                 <w:szCs w:val="20"/>
               </w:rPr>
               <w:t>}}</w:t>
@@ -943,15 +931,13 @@
               <w:jc w:val="center"/>
               <w:rPr>
                 <w:rFonts w:ascii="Arial Narrow" w:eastAsia="Times New Roman" w:hAnsi="Arial Narrow" w:cs="Times New Roman"/>
-                <w:sz w:val="20"/>
-                <w:szCs w:val="20"/>
-                <w:lang w:eastAsia="ar-SA"/>
-              </w:rPr>
-            </w:pPr>
-            <w:r>
-              <w:rPr>
-                <w:rFonts w:ascii="Arial Narrow" w:hAnsi="Arial Narrow"/>
-                <w:sz w:val="20"/>
+                <w:szCs w:val="20"/>
+                <w:lang w:eastAsia="ar-SA"/>
+              </w:rPr>
+            </w:pPr>
+            <w:r>
+              <w:rPr>
+                <w:rFonts w:ascii="Arial Narrow" w:hAnsi="Arial Narrow"/>
                 <w:szCs w:val="20"/>
               </w:rPr>
               <w:t>{{</w:t>
@@ -959,7 +945,6 @@
             <w:r>
               <w:rPr>
                 <w:rFonts w:ascii="Arial Narrow" w:hAnsi="Arial Narrow"/>
-                <w:sz w:val="20"/>
                 <w:szCs w:val="20"/>
                 <w:lang w:val="en-US"/>
               </w:rPr>
@@ -968,7 +953,6 @@
             <w:r>
               <w:rPr>
                 <w:rFonts w:ascii="Arial Narrow" w:hAnsi="Arial Narrow"/>
-                <w:sz w:val="20"/>
                 <w:szCs w:val="20"/>
               </w:rPr>
               <w:t>}}</w:t>
@@ -988,7 +972,6 @@
               <w:jc w:val="center"/>
               <w:rPr>
                 <w:rFonts w:ascii="Arial Narrow" w:eastAsia="Times New Roman" w:hAnsi="Arial Narrow" w:cs="Times New Roman"/>
-                <w:sz w:val="20"/>
                 <w:szCs w:val="20"/>
                 <w:lang w:val="en-US" w:eastAsia="ar-SA"/>
               </w:rPr>
@@ -996,7 +979,6 @@
             <w:r>
               <w:rPr>
                 <w:rFonts w:ascii="Arial Narrow" w:hAnsi="Arial Narrow"/>
-                <w:sz w:val="20"/>
                 <w:szCs w:val="20"/>
               </w:rPr>
               <w:t>{{</w:t>
@@ -1004,7 +986,6 @@
             <w:r>
               <w:rPr>
                 <w:rFonts w:ascii="Arial Narrow" w:hAnsi="Arial Narrow"/>
-                <w:sz w:val="20"/>
                 <w:szCs w:val="20"/>
                 <w:lang w:val="en-US"/>
               </w:rPr>
@@ -1013,7 +994,6 @@
             <w:r>
               <w:rPr>
                 <w:rFonts w:ascii="Arial Narrow" w:hAnsi="Arial Narrow"/>
-                <w:sz w:val="20"/>
                 <w:szCs w:val="20"/>
               </w:rPr>
               <w:t>}}</w:t>
@@ -1066,7 +1046,6 @@
               <w:jc w:val="center"/>
               <w:rPr>
                 <w:rFonts w:ascii="Arial Narrow" w:eastAsia="Times New Roman" w:hAnsi="Arial Narrow" w:cs="Times New Roman"/>
-                <w:sz w:val="20"/>
                 <w:szCs w:val="20"/>
                 <w:lang w:val="en-US" w:eastAsia="ar-SA"/>
               </w:rPr>
@@ -1074,7 +1053,6 @@
             <w:r>
               <w:rPr>
                 <w:rFonts w:ascii="Arial Narrow" w:hAnsi="Arial Narrow"/>
-                <w:sz w:val="20"/>
                 <w:szCs w:val="20"/>
               </w:rPr>
               <w:t>{{</w:t>
@@ -1082,7 +1060,6 @@
             <w:r>
               <w:rPr>
                 <w:rFonts w:ascii="Arial Narrow" w:hAnsi="Arial Narrow"/>
-                <w:sz w:val="20"/>
                 <w:szCs w:val="20"/>
                 <w:lang w:val="en-US"/>
               </w:rPr>
@@ -1091,7 +1068,6 @@
             <w:r>
               <w:rPr>
                 <w:rFonts w:ascii="Arial Narrow" w:hAnsi="Arial Narrow"/>
-                <w:sz w:val="20"/>
                 <w:szCs w:val="20"/>
               </w:rPr>
               <w:t>}}</w:t>
@@ -1111,15 +1087,13 @@
               <w:jc w:val="center"/>
               <w:rPr>
                 <w:rFonts w:ascii="Arial Narrow" w:eastAsia="Times New Roman" w:hAnsi="Arial Narrow" w:cs="Times New Roman"/>
-                <w:sz w:val="20"/>
-                <w:szCs w:val="20"/>
-                <w:lang w:eastAsia="ar-SA"/>
-              </w:rPr>
-            </w:pPr>
-            <w:r>
-              <w:rPr>
-                <w:rFonts w:ascii="Arial Narrow" w:hAnsi="Arial Narrow"/>
-                <w:sz w:val="20"/>
+                <w:szCs w:val="20"/>
+                <w:lang w:eastAsia="ar-SA"/>
+              </w:rPr>
+            </w:pPr>
+            <w:r>
+              <w:rPr>
+                <w:rFonts w:ascii="Arial Narrow" w:hAnsi="Arial Narrow"/>
                 <w:szCs w:val="20"/>
               </w:rPr>
               <w:t>{{</w:t>
@@ -1127,7 +1101,6 @@
             <w:r>
               <w:rPr>
                 <w:rFonts w:ascii="Arial Narrow" w:hAnsi="Arial Narrow"/>
-                <w:sz w:val="20"/>
                 <w:szCs w:val="20"/>
                 <w:lang w:val="en-US"/>
               </w:rPr>
@@ -1136,7 +1109,6 @@
             <w:r>
               <w:rPr>
                 <w:rFonts w:ascii="Arial Narrow" w:hAnsi="Arial Narrow"/>
-                <w:sz w:val="20"/>
                 <w:szCs w:val="20"/>
               </w:rPr>
               <w:t>}}</w:t>
@@ -1156,15 +1128,13 @@
               <w:jc w:val="center"/>
               <w:rPr>
                 <w:rFonts w:ascii="Arial Narrow" w:eastAsia="Times New Roman" w:hAnsi="Arial Narrow" w:cs="Times New Roman"/>
-                <w:sz w:val="20"/>
-                <w:szCs w:val="20"/>
-                <w:lang w:eastAsia="ar-SA"/>
-              </w:rPr>
-            </w:pPr>
-            <w:r>
-              <w:rPr>
-                <w:rFonts w:ascii="Arial Narrow" w:hAnsi="Arial Narrow"/>
-                <w:sz w:val="20"/>
+                <w:szCs w:val="20"/>
+                <w:lang w:eastAsia="ar-SA"/>
+              </w:rPr>
+            </w:pPr>
+            <w:r>
+              <w:rPr>
+                <w:rFonts w:ascii="Arial Narrow" w:hAnsi="Arial Narrow"/>
                 <w:szCs w:val="20"/>
               </w:rPr>
               <w:t>{{</w:t>
@@ -1172,7 +1142,6 @@
             <w:r>
               <w:rPr>
                 <w:rFonts w:ascii="Arial Narrow" w:hAnsi="Arial Narrow"/>
-                <w:sz w:val="20"/>
                 <w:szCs w:val="20"/>
                 <w:lang w:val="en-US"/>
               </w:rPr>
@@ -1181,7 +1150,6 @@
             <w:r>
               <w:rPr>
                 <w:rFonts w:ascii="Arial Narrow" w:hAnsi="Arial Narrow"/>
-                <w:sz w:val="20"/>
                 <w:szCs w:val="20"/>
               </w:rPr>
               <w:t>}}</w:t>
@@ -1201,15 +1169,13 @@
               <w:jc w:val="center"/>
               <w:rPr>
                 <w:rFonts w:ascii="Arial Narrow" w:eastAsia="Times New Roman" w:hAnsi="Arial Narrow" w:cs="Times New Roman"/>
-                <w:sz w:val="20"/>
-                <w:szCs w:val="20"/>
-                <w:lang w:eastAsia="ar-SA"/>
-              </w:rPr>
-            </w:pPr>
-            <w:r>
-              <w:rPr>
-                <w:rFonts w:ascii="Arial Narrow" w:hAnsi="Arial Narrow"/>
-                <w:sz w:val="20"/>
+                <w:szCs w:val="20"/>
+                <w:lang w:eastAsia="ar-SA"/>
+              </w:rPr>
+            </w:pPr>
+            <w:r>
+              <w:rPr>
+                <w:rFonts w:ascii="Arial Narrow" w:hAnsi="Arial Narrow"/>
                 <w:szCs w:val="20"/>
               </w:rPr>
               <w:t>{{</w:t>
@@ -1217,7 +1183,6 @@
             <w:r>
               <w:rPr>
                 <w:rFonts w:ascii="Arial Narrow" w:hAnsi="Arial Narrow"/>
-                <w:sz w:val="20"/>
                 <w:szCs w:val="20"/>
                 <w:lang w:val="en-US"/>
               </w:rPr>
@@ -1226,7 +1191,6 @@
             <w:r>
               <w:rPr>
                 <w:rFonts w:ascii="Arial Narrow" w:hAnsi="Arial Narrow"/>
-                <w:sz w:val="20"/>
                 <w:szCs w:val="20"/>
               </w:rPr>
               <w:t>}}</w:t>
@@ -1246,15 +1210,13 @@
               <w:jc w:val="center"/>
               <w:rPr>
                 <w:rFonts w:ascii="Arial Narrow" w:eastAsia="Times New Roman" w:hAnsi="Arial Narrow" w:cs="Times New Roman"/>
-                <w:sz w:val="20"/>
-                <w:szCs w:val="20"/>
-                <w:lang w:eastAsia="ar-SA"/>
-              </w:rPr>
-            </w:pPr>
-            <w:r>
-              <w:rPr>
-                <w:rFonts w:ascii="Arial Narrow" w:hAnsi="Arial Narrow"/>
-                <w:sz w:val="20"/>
+                <w:szCs w:val="20"/>
+                <w:lang w:eastAsia="ar-SA"/>
+              </w:rPr>
+            </w:pPr>
+            <w:r>
+              <w:rPr>
+                <w:rFonts w:ascii="Arial Narrow" w:hAnsi="Arial Narrow"/>
                 <w:szCs w:val="20"/>
               </w:rPr>
               <w:t>{{</w:t>
@@ -1262,7 +1224,6 @@
             <w:r>
               <w:rPr>
                 <w:rFonts w:ascii="Arial Narrow" w:hAnsi="Arial Narrow"/>
-                <w:sz w:val="20"/>
                 <w:szCs w:val="20"/>
                 <w:lang w:val="en-US"/>
               </w:rPr>
@@ -1271,7 +1232,6 @@
             <w:r>
               <w:rPr>
                 <w:rFonts w:ascii="Arial Narrow" w:hAnsi="Arial Narrow"/>
-                <w:sz w:val="20"/>
                 <w:szCs w:val="20"/>
               </w:rPr>
               <w:t>}}</w:t>
@@ -1324,15 +1284,13 @@
               <w:jc w:val="center"/>
               <w:rPr>
                 <w:rFonts w:ascii="Arial Narrow" w:eastAsia="Times New Roman" w:hAnsi="Arial Narrow" w:cs="Times New Roman"/>
-                <w:sz w:val="20"/>
-                <w:szCs w:val="20"/>
-                <w:lang w:eastAsia="ar-SA"/>
-              </w:rPr>
-            </w:pPr>
-            <w:r>
-              <w:rPr>
-                <w:rFonts w:ascii="Arial Narrow" w:hAnsi="Arial Narrow"/>
-                <w:sz w:val="20"/>
+                <w:szCs w:val="20"/>
+                <w:lang w:eastAsia="ar-SA"/>
+              </w:rPr>
+            </w:pPr>
+            <w:r>
+              <w:rPr>
+                <w:rFonts w:ascii="Arial Narrow" w:hAnsi="Arial Narrow"/>
                 <w:szCs w:val="20"/>
               </w:rPr>
               <w:t>{{</w:t>
@@ -1340,7 +1298,6 @@
             <w:r>
               <w:rPr>
                 <w:rFonts w:ascii="Arial Narrow" w:hAnsi="Arial Narrow"/>
-                <w:sz w:val="20"/>
                 <w:szCs w:val="20"/>
                 <w:lang w:val="en-US"/>
               </w:rPr>
@@ -1349,7 +1306,6 @@
             <w:r>
               <w:rPr>
                 <w:rFonts w:ascii="Arial Narrow" w:hAnsi="Arial Narrow"/>
-                <w:sz w:val="20"/>
                 <w:szCs w:val="20"/>
               </w:rPr>
               <w:t>}}</w:t>
@@ -1369,15 +1325,13 @@
               <w:jc w:val="center"/>
               <w:rPr>
                 <w:rFonts w:ascii="Arial Narrow" w:eastAsia="Times New Roman" w:hAnsi="Arial Narrow" w:cs="Times New Roman"/>
-                <w:sz w:val="20"/>
-                <w:szCs w:val="20"/>
-                <w:lang w:eastAsia="ar-SA"/>
-              </w:rPr>
-            </w:pPr>
-            <w:r>
-              <w:rPr>
-                <w:rFonts w:ascii="Arial Narrow" w:hAnsi="Arial Narrow"/>
-                <w:sz w:val="20"/>
+                <w:szCs w:val="20"/>
+                <w:lang w:eastAsia="ar-SA"/>
+              </w:rPr>
+            </w:pPr>
+            <w:r>
+              <w:rPr>
+                <w:rFonts w:ascii="Arial Narrow" w:hAnsi="Arial Narrow"/>
                 <w:szCs w:val="20"/>
               </w:rPr>
               <w:t>{{</w:t>
@@ -1385,7 +1339,6 @@
             <w:r>
               <w:rPr>
                 <w:rFonts w:ascii="Arial Narrow" w:hAnsi="Arial Narrow"/>
-                <w:sz w:val="20"/>
                 <w:szCs w:val="20"/>
                 <w:lang w:val="en-US"/>
               </w:rPr>
@@ -1394,7 +1347,6 @@
             <w:r>
               <w:rPr>
                 <w:rFonts w:ascii="Arial Narrow" w:hAnsi="Arial Narrow"/>
-                <w:sz w:val="20"/>
                 <w:szCs w:val="20"/>
               </w:rPr>
               <w:t>}}</w:t>
@@ -1414,15 +1366,13 @@
               <w:jc w:val="center"/>
               <w:rPr>
                 <w:rFonts w:ascii="Arial Narrow" w:eastAsia="Times New Roman" w:hAnsi="Arial Narrow" w:cs="Times New Roman"/>
-                <w:sz w:val="20"/>
-                <w:szCs w:val="20"/>
-                <w:lang w:eastAsia="ar-SA"/>
-              </w:rPr>
-            </w:pPr>
-            <w:r>
-              <w:rPr>
-                <w:rFonts w:ascii="Arial Narrow" w:hAnsi="Arial Narrow"/>
-                <w:sz w:val="20"/>
+                <w:szCs w:val="20"/>
+                <w:lang w:eastAsia="ar-SA"/>
+              </w:rPr>
+            </w:pPr>
+            <w:r>
+              <w:rPr>
+                <w:rFonts w:ascii="Arial Narrow" w:hAnsi="Arial Narrow"/>
                 <w:szCs w:val="20"/>
               </w:rPr>
               <w:t>{{</w:t>
@@ -1430,7 +1380,6 @@
             <w:r>
               <w:rPr>
                 <w:rFonts w:ascii="Arial Narrow" w:hAnsi="Arial Narrow"/>
-                <w:sz w:val="20"/>
                 <w:szCs w:val="20"/>
                 <w:lang w:val="en-US"/>
               </w:rPr>
@@ -1439,7 +1388,6 @@
             <w:r>
               <w:rPr>
                 <w:rFonts w:ascii="Arial Narrow" w:hAnsi="Arial Narrow"/>
-                <w:sz w:val="20"/>
                 <w:szCs w:val="20"/>
               </w:rPr>
               <w:t>}}</w:t>
@@ -1459,15 +1407,13 @@
               <w:jc w:val="center"/>
               <w:rPr>
                 <w:rFonts w:ascii="Arial Narrow" w:eastAsia="Times New Roman" w:hAnsi="Arial Narrow" w:cs="Times New Roman"/>
-                <w:sz w:val="20"/>
-                <w:szCs w:val="20"/>
-                <w:lang w:eastAsia="ar-SA"/>
-              </w:rPr>
-            </w:pPr>
-            <w:r>
-              <w:rPr>
-                <w:rFonts w:ascii="Arial Narrow" w:hAnsi="Arial Narrow"/>
-                <w:sz w:val="20"/>
+                <w:szCs w:val="20"/>
+                <w:lang w:eastAsia="ar-SA"/>
+              </w:rPr>
+            </w:pPr>
+            <w:r>
+              <w:rPr>
+                <w:rFonts w:ascii="Arial Narrow" w:hAnsi="Arial Narrow"/>
                 <w:szCs w:val="20"/>
               </w:rPr>
               <w:t>{{</w:t>
@@ -1475,7 +1421,6 @@
             <w:r>
               <w:rPr>
                 <w:rFonts w:ascii="Arial Narrow" w:hAnsi="Arial Narrow"/>
-                <w:sz w:val="20"/>
                 <w:szCs w:val="20"/>
                 <w:lang w:val="en-US"/>
               </w:rPr>
@@ -1484,7 +1429,6 @@
             <w:r>
               <w:rPr>
                 <w:rFonts w:ascii="Arial Narrow" w:hAnsi="Arial Narrow"/>
-                <w:sz w:val="20"/>
                 <w:szCs w:val="20"/>
               </w:rPr>
               <w:t>}}</w:t>
@@ -1504,15 +1448,13 @@
               <w:jc w:val="center"/>
               <w:rPr>
                 <w:rFonts w:ascii="Arial Narrow" w:eastAsia="Times New Roman" w:hAnsi="Arial Narrow" w:cs="Times New Roman"/>
-                <w:sz w:val="20"/>
-                <w:szCs w:val="20"/>
-                <w:lang w:eastAsia="ar-SA"/>
-              </w:rPr>
-            </w:pPr>
-            <w:r>
-              <w:rPr>
-                <w:rFonts w:ascii="Arial Narrow" w:hAnsi="Arial Narrow"/>
-                <w:sz w:val="20"/>
+                <w:szCs w:val="20"/>
+                <w:lang w:eastAsia="ar-SA"/>
+              </w:rPr>
+            </w:pPr>
+            <w:r>
+              <w:rPr>
+                <w:rFonts w:ascii="Arial Narrow" w:hAnsi="Arial Narrow"/>
                 <w:szCs w:val="20"/>
               </w:rPr>
               <w:t>{{</w:t>
@@ -1520,7 +1462,6 @@
             <w:r>
               <w:rPr>
                 <w:rFonts w:ascii="Arial Narrow" w:hAnsi="Arial Narrow"/>
-                <w:sz w:val="20"/>
                 <w:szCs w:val="20"/>
                 <w:lang w:val="en-US"/>
               </w:rPr>
@@ -1529,7 +1470,6 @@
             <w:r>
               <w:rPr>
                 <w:rFonts w:ascii="Arial Narrow" w:hAnsi="Arial Narrow"/>
-                <w:sz w:val="20"/>
                 <w:szCs w:val="20"/>
               </w:rPr>
               <w:t>}}</w:t>
@@ -1646,18 +1586,18 @@
           <w:lang w:eastAsia="ru-RU"/>
         </w:rPr>
         <w:drawing>
-          <wp:anchor distT="0" distB="0" distL="114300" distR="114300" simplePos="0" relativeHeight="251665408" behindDoc="0" locked="0" layoutInCell="1" allowOverlap="1" wp14:anchorId="1BD470FB" wp14:editId="3FFF157D">
+          <wp:anchor distT="0" distB="0" distL="114300" distR="114300" simplePos="0" relativeHeight="251676672" behindDoc="0" locked="1" layoutInCell="1" allowOverlap="1" wp14:anchorId="6B9F9AF5" wp14:editId="65089D5E">
             <wp:simplePos x="0" y="0"/>
             <wp:positionH relativeFrom="column">
-              <wp:posOffset>-787491</wp:posOffset>
+              <wp:posOffset>655229</wp:posOffset>
             </wp:positionH>
             <wp:positionV relativeFrom="page">
-              <wp:posOffset>5055235</wp:posOffset>
+              <wp:posOffset>5072380</wp:posOffset>
             </wp:positionV>
-            <wp:extent cx="1742400" cy="1677600"/>
-            <wp:effectExtent l="0" t="0" r="0" b="0"/>
+            <wp:extent cx="1051200" cy="698400"/>
+            <wp:effectExtent l="0" t="0" r="0" b="6985"/>
             <wp:wrapNone/>
-            <wp:docPr id="13" name="Рисунок 13"/>
+            <wp:docPr id="2" name="Рисунок 2"/>
             <wp:cNvGraphicFramePr>
               <a:graphicFrameLocks xmlns:a="http://schemas.openxmlformats.org/drawingml/2006/main" noChangeAspect="1"/>
             </wp:cNvGraphicFramePr>
@@ -1665,7 +1605,7 @@
               <a:graphicData uri="http://schemas.openxmlformats.org/drawingml/2006/picture">
                 <pic:pic xmlns:pic="http://schemas.openxmlformats.org/drawingml/2006/picture">
                   <pic:nvPicPr>
-                    <pic:cNvPr id="0" name="печать фаткуллин.png"/>
+                    <pic:cNvPr id="0" name="Подпись Фаткуллин3.png"/>
                     <pic:cNvPicPr/>
                   </pic:nvPicPr>
                   <pic:blipFill>
@@ -1681,9 +1621,9 @@
                     </a:stretch>
                   </pic:blipFill>
                   <pic:spPr>
-                    <a:xfrm rot="21421336">
+                    <a:xfrm>
                       <a:off x="0" y="0"/>
-                      <a:ext cx="1742400" cy="1677600"/>
+                      <a:ext cx="1051200" cy="698400"/>
                     </a:xfrm>
                     <a:prstGeom prst="rect">
                       <a:avLst/>
@@ -1712,18 +1652,18 @@
           <w:lang w:eastAsia="ru-RU"/>
         </w:rPr>
         <w:drawing>
-          <wp:anchor distT="0" distB="0" distL="114300" distR="114300" simplePos="0" relativeHeight="251670528" behindDoc="0" locked="0" layoutInCell="1" allowOverlap="1" wp14:anchorId="211204CD" wp14:editId="4B4F039D">
+          <wp:anchor distT="0" distB="0" distL="114300" distR="114300" simplePos="0" relativeHeight="251674624" behindDoc="0" locked="1" layoutInCell="1" allowOverlap="1" wp14:anchorId="3D074803" wp14:editId="5B6277ED">
             <wp:simplePos x="0" y="0"/>
             <wp:positionH relativeFrom="column">
-              <wp:posOffset>673100</wp:posOffset>
+              <wp:posOffset>-701129</wp:posOffset>
             </wp:positionH>
             <wp:positionV relativeFrom="page">
-              <wp:posOffset>5094605</wp:posOffset>
+              <wp:posOffset>5002530</wp:posOffset>
             </wp:positionV>
-            <wp:extent cx="939600" cy="622800"/>
-            <wp:effectExtent l="0" t="0" r="0" b="6350"/>
+            <wp:extent cx="1742400" cy="1677600"/>
+            <wp:effectExtent l="0" t="0" r="0" b="0"/>
             <wp:wrapNone/>
-            <wp:docPr id="5" name="Рисунок 5"/>
+            <wp:docPr id="1" name="Рисунок 1"/>
             <wp:cNvGraphicFramePr>
               <a:graphicFrameLocks xmlns:a="http://schemas.openxmlformats.org/drawingml/2006/main" noChangeAspect="1"/>
             </wp:cNvGraphicFramePr>
@@ -1731,7 +1671,7 @@
               <a:graphicData uri="http://schemas.openxmlformats.org/drawingml/2006/picture">
                 <pic:pic xmlns:pic="http://schemas.openxmlformats.org/drawingml/2006/picture">
                   <pic:nvPicPr>
-                    <pic:cNvPr id="0" name="Подпись Фаткуллин3.png"/>
+                    <pic:cNvPr id="0" name="печать фаткуллин.png"/>
                     <pic:cNvPicPr/>
                   </pic:nvPicPr>
                   <pic:blipFill>
@@ -1747,9 +1687,9 @@
                     </a:stretch>
                   </pic:blipFill>
                   <pic:spPr>
-                    <a:xfrm>
+                    <a:xfrm rot="221142">
                       <a:off x="0" y="0"/>
-                      <a:ext cx="939600" cy="622800"/>
+                      <a:ext cx="1742400" cy="1677600"/>
                     </a:xfrm>
                     <a:prstGeom prst="rect">
                       <a:avLst/>
@@ -1850,7 +1790,7 @@
           <w:lang w:eastAsia="ru-RU"/>
         </w:rPr>
         <w:drawing>
-          <wp:anchor distT="0" distB="0" distL="114300" distR="114300" simplePos="0" relativeHeight="251672576" behindDoc="0" locked="0" layoutInCell="1" allowOverlap="1" wp14:anchorId="62CF6F9D" wp14:editId="4AF9C389">
+          <wp:anchor distT="0" distB="0" distL="114300" distR="114300" simplePos="0" relativeHeight="251672576" behindDoc="0" locked="0" layoutInCell="1" allowOverlap="1" wp14:anchorId="0056840E" wp14:editId="1214B9F9">
             <wp:simplePos x="0" y="0"/>
             <wp:positionH relativeFrom="column">
               <wp:posOffset>4313555</wp:posOffset>
@@ -1873,7 +1813,7 @@
                     <pic:cNvPicPr/>
                   </pic:nvPicPr>
                   <pic:blipFill>
-                    <a:blip r:embed="rId9" cstate="print">
+                    <a:blip r:embed="rId7" cstate="print">
                       <a:extLst>
                         <a:ext uri="{28A0092B-C50C-407E-A947-70E740481C1C}">
                           <a14:useLocalDpi xmlns:a14="http://schemas.microsoft.com/office/drawing/2010/main" val="0"/>
@@ -1916,7 +1856,7 @@
           <w:lang w:eastAsia="ru-RU"/>
         </w:rPr>
         <w:drawing>
-          <wp:anchor distT="0" distB="0" distL="114300" distR="114300" simplePos="0" relativeHeight="251667456" behindDoc="0" locked="0" layoutInCell="1" allowOverlap="1" wp14:anchorId="0B5A8B74" wp14:editId="2BA48D5A">
+          <wp:anchor distT="0" distB="0" distL="114300" distR="114300" simplePos="0" relativeHeight="251667456" behindDoc="0" locked="0" layoutInCell="1" allowOverlap="1" wp14:anchorId="402F315E" wp14:editId="6D85B5EC">
             <wp:simplePos x="0" y="0"/>
             <wp:positionH relativeFrom="column">
               <wp:posOffset>2837180</wp:posOffset>
@@ -1939,7 +1879,7 @@
                     <pic:cNvPicPr/>
                   </pic:nvPicPr>
                   <pic:blipFill>
-                    <a:blip r:embed="rId7" cstate="print">
+                    <a:blip r:embed="rId8" cstate="print">
                       <a:extLst>
                         <a:ext uri="{28A0092B-C50C-407E-A947-70E740481C1C}">
                           <a14:useLocalDpi xmlns:a14="http://schemas.microsoft.com/office/drawing/2010/main" val="0"/>
@@ -1982,12 +1922,24 @@
         </w:rPr>
         <w:t>М.П.</w:t>
       </w:r>
+      <w:r>
+        <w:rPr>
+          <w:rFonts w:ascii="Arial Narrow" w:eastAsia="Times New Roman" w:hAnsi="Arial Narrow" w:cs="Times New Roman"/>
+          <w:b/>
+          <w:bCs/>
+          <w:noProof/>
+          <w:sz w:val="28"/>
+          <w:szCs w:val="28"/>
+          <w:lang w:eastAsia="ru-RU"/>
+        </w:rPr>
+        <w:t xml:space="preserve"> </w:t>
+      </w:r>
       <w:bookmarkStart w:id="0" w:name="_GoBack"/>
       <w:bookmarkEnd w:id="0"/>
     </w:p>
     <w:sectPr>
-      <w:headerReference w:type="default" r:id="rId10"/>
-      <w:footerReference w:type="default" r:id="rId11"/>
+      <w:headerReference w:type="default" r:id="rId9"/>
+      <w:footerReference w:type="default" r:id="rId10"/>
       <w:pgSz w:w="11906" w:h="16838"/>
       <w:pgMar w:top="709" w:right="851" w:bottom="1702" w:left="1559" w:header="851" w:footer="0" w:gutter="0"/>
       <w:cols w:space="720"/>

--- a/atek.docx
+++ b/atek.docx
@@ -1586,18 +1586,18 @@
           <w:lang w:eastAsia="ru-RU"/>
         </w:rPr>
         <w:drawing>
-          <wp:anchor distT="0" distB="0" distL="114300" distR="114300" simplePos="0" relativeHeight="251676672" behindDoc="0" locked="1" layoutInCell="1" allowOverlap="1" wp14:anchorId="6B9F9AF5" wp14:editId="65089D5E">
+          <wp:anchor distT="0" distB="0" distL="114300" distR="114300" simplePos="0" relativeHeight="251674624" behindDoc="0" locked="0" layoutInCell="1" allowOverlap="1" wp14:anchorId="41B8C47C" wp14:editId="6856B0D2">
             <wp:simplePos x="0" y="0"/>
             <wp:positionH relativeFrom="column">
-              <wp:posOffset>655229</wp:posOffset>
+              <wp:posOffset>-721269</wp:posOffset>
             </wp:positionH>
-            <wp:positionV relativeFrom="page">
-              <wp:posOffset>5072380</wp:posOffset>
+            <wp:positionV relativeFrom="paragraph">
+              <wp:posOffset>417830</wp:posOffset>
             </wp:positionV>
-            <wp:extent cx="1051200" cy="698400"/>
-            <wp:effectExtent l="0" t="0" r="0" b="6985"/>
+            <wp:extent cx="1741805" cy="1677035"/>
+            <wp:effectExtent l="0" t="0" r="0" b="0"/>
             <wp:wrapNone/>
-            <wp:docPr id="2" name="Рисунок 2"/>
+            <wp:docPr id="1" name="Рисунок 1"/>
             <wp:cNvGraphicFramePr>
               <a:graphicFrameLocks xmlns:a="http://schemas.openxmlformats.org/drawingml/2006/main" noChangeAspect="1"/>
             </wp:cNvGraphicFramePr>
@@ -1605,7 +1605,7 @@
               <a:graphicData uri="http://schemas.openxmlformats.org/drawingml/2006/picture">
                 <pic:pic xmlns:pic="http://schemas.openxmlformats.org/drawingml/2006/picture">
                   <pic:nvPicPr>
-                    <pic:cNvPr id="0" name="Подпись Фаткуллин3.png"/>
+                    <pic:cNvPr id="0" name="печать фаткуллин.png"/>
                     <pic:cNvPicPr/>
                   </pic:nvPicPr>
                   <pic:blipFill>
@@ -1623,7 +1623,7 @@
                   <pic:spPr>
                     <a:xfrm>
                       <a:off x="0" y="0"/>
-                      <a:ext cx="1051200" cy="698400"/>
+                      <a:ext cx="1741805" cy="1677035"/>
                     </a:xfrm>
                     <a:prstGeom prst="rect">
                       <a:avLst/>
@@ -1652,18 +1652,18 @@
           <w:lang w:eastAsia="ru-RU"/>
         </w:rPr>
         <w:drawing>
-          <wp:anchor distT="0" distB="0" distL="114300" distR="114300" simplePos="0" relativeHeight="251674624" behindDoc="0" locked="1" layoutInCell="1" allowOverlap="1" wp14:anchorId="3D074803" wp14:editId="5B6277ED">
+          <wp:anchor distT="0" distB="0" distL="114300" distR="114300" simplePos="0" relativeHeight="251675648" behindDoc="0" locked="0" layoutInCell="1" allowOverlap="1" wp14:anchorId="4895873A" wp14:editId="2B71A44C">
             <wp:simplePos x="0" y="0"/>
             <wp:positionH relativeFrom="column">
-              <wp:posOffset>-701129</wp:posOffset>
+              <wp:posOffset>557711</wp:posOffset>
             </wp:positionH>
-            <wp:positionV relativeFrom="page">
-              <wp:posOffset>5002530</wp:posOffset>
+            <wp:positionV relativeFrom="paragraph">
+              <wp:posOffset>363583</wp:posOffset>
             </wp:positionV>
-            <wp:extent cx="1742400" cy="1677600"/>
-            <wp:effectExtent l="0" t="0" r="0" b="0"/>
+            <wp:extent cx="1051200" cy="698400"/>
+            <wp:effectExtent l="0" t="0" r="0" b="6985"/>
             <wp:wrapNone/>
-            <wp:docPr id="1" name="Рисунок 1"/>
+            <wp:docPr id="2" name="Рисунок 2"/>
             <wp:cNvGraphicFramePr>
               <a:graphicFrameLocks xmlns:a="http://schemas.openxmlformats.org/drawingml/2006/main" noChangeAspect="1"/>
             </wp:cNvGraphicFramePr>
@@ -1671,7 +1671,7 @@
               <a:graphicData uri="http://schemas.openxmlformats.org/drawingml/2006/picture">
                 <pic:pic xmlns:pic="http://schemas.openxmlformats.org/drawingml/2006/picture">
                   <pic:nvPicPr>
-                    <pic:cNvPr id="0" name="печать фаткуллин.png"/>
+                    <pic:cNvPr id="0" name="Подпись Фаткуллин3.png"/>
                     <pic:cNvPicPr/>
                   </pic:nvPicPr>
                   <pic:blipFill>
@@ -1687,9 +1687,9 @@
                     </a:stretch>
                   </pic:blipFill>
                   <pic:spPr>
-                    <a:xfrm rot="221142">
+                    <a:xfrm>
                       <a:off x="0" y="0"/>
-                      <a:ext cx="1742400" cy="1677600"/>
+                      <a:ext cx="1051200" cy="698400"/>
                     </a:xfrm>
                     <a:prstGeom prst="rect">
                       <a:avLst/>
@@ -1790,18 +1790,18 @@
           <w:lang w:eastAsia="ru-RU"/>
         </w:rPr>
         <w:drawing>
-          <wp:anchor distT="0" distB="0" distL="114300" distR="114300" simplePos="0" relativeHeight="251672576" behindDoc="0" locked="0" layoutInCell="1" allowOverlap="1" wp14:anchorId="0056840E" wp14:editId="1214B9F9">
+          <wp:anchor distT="0" distB="0" distL="114300" distR="114300" simplePos="0" relativeHeight="251667456" behindDoc="0" locked="0" layoutInCell="1" allowOverlap="1" wp14:anchorId="7EDD7447" wp14:editId="10C2C1A1">
             <wp:simplePos x="0" y="0"/>
             <wp:positionH relativeFrom="column">
-              <wp:posOffset>4313555</wp:posOffset>
+              <wp:posOffset>2799806</wp:posOffset>
             </wp:positionH>
             <wp:positionV relativeFrom="page">
-              <wp:posOffset>9940925</wp:posOffset>
+              <wp:posOffset>9070340</wp:posOffset>
             </wp:positionV>
-            <wp:extent cx="982800" cy="651600"/>
+            <wp:extent cx="1741805" cy="1677035"/>
             <wp:effectExtent l="0" t="0" r="0" b="0"/>
             <wp:wrapNone/>
-            <wp:docPr id="6" name="Рисунок 6"/>
+            <wp:docPr id="14" name="Рисунок 14"/>
             <wp:cNvGraphicFramePr>
               <a:graphicFrameLocks xmlns:a="http://schemas.openxmlformats.org/drawingml/2006/main" noChangeAspect="1"/>
             </wp:cNvGraphicFramePr>
@@ -1809,7 +1809,7 @@
               <a:graphicData uri="http://schemas.openxmlformats.org/drawingml/2006/picture">
                 <pic:pic xmlns:pic="http://schemas.openxmlformats.org/drawingml/2006/picture">
                   <pic:nvPicPr>
-                    <pic:cNvPr id="0" name="Подпись Фаткуллин3.png"/>
+                    <pic:cNvPr id="0" name="печать фаткуллин.png"/>
                     <pic:cNvPicPr/>
                   </pic:nvPicPr>
                   <pic:blipFill>
@@ -1825,9 +1825,9 @@
                     </a:stretch>
                   </pic:blipFill>
                   <pic:spPr>
-                    <a:xfrm>
+                    <a:xfrm rot="21357564">
                       <a:off x="0" y="0"/>
-                      <a:ext cx="982800" cy="651600"/>
+                      <a:ext cx="1741805" cy="1677035"/>
                     </a:xfrm>
                     <a:prstGeom prst="rect">
                       <a:avLst/>
@@ -1856,18 +1856,18 @@
           <w:lang w:eastAsia="ru-RU"/>
         </w:rPr>
         <w:drawing>
-          <wp:anchor distT="0" distB="0" distL="114300" distR="114300" simplePos="0" relativeHeight="251667456" behindDoc="0" locked="0" layoutInCell="1" allowOverlap="1" wp14:anchorId="402F315E" wp14:editId="6D85B5EC">
+          <wp:anchor distT="0" distB="0" distL="114300" distR="114300" simplePos="0" relativeHeight="251672576" behindDoc="0" locked="0" layoutInCell="1" allowOverlap="1" wp14:anchorId="1E51EE7D" wp14:editId="4836F18C">
             <wp:simplePos x="0" y="0"/>
             <wp:positionH relativeFrom="column">
-              <wp:posOffset>2837180</wp:posOffset>
+              <wp:posOffset>4313555</wp:posOffset>
             </wp:positionH>
             <wp:positionV relativeFrom="page">
-              <wp:posOffset>9011920</wp:posOffset>
+              <wp:posOffset>9940925</wp:posOffset>
             </wp:positionV>
-            <wp:extent cx="1742400" cy="1677600"/>
+            <wp:extent cx="982800" cy="651600"/>
             <wp:effectExtent l="0" t="0" r="0" b="0"/>
             <wp:wrapNone/>
-            <wp:docPr id="14" name="Рисунок 14"/>
+            <wp:docPr id="6" name="Рисунок 6"/>
             <wp:cNvGraphicFramePr>
               <a:graphicFrameLocks xmlns:a="http://schemas.openxmlformats.org/drawingml/2006/main" noChangeAspect="1"/>
             </wp:cNvGraphicFramePr>
@@ -1875,7 +1875,7 @@
               <a:graphicData uri="http://schemas.openxmlformats.org/drawingml/2006/picture">
                 <pic:pic xmlns:pic="http://schemas.openxmlformats.org/drawingml/2006/picture">
                   <pic:nvPicPr>
-                    <pic:cNvPr id="0" name="печать фаткуллин.png"/>
+                    <pic:cNvPr id="0" name="Подпись Фаткуллин3.png"/>
                     <pic:cNvPicPr/>
                   </pic:nvPicPr>
                   <pic:blipFill>
@@ -1891,9 +1891,9 @@
                     </a:stretch>
                   </pic:blipFill>
                   <pic:spPr>
-                    <a:xfrm rot="21357564">
+                    <a:xfrm>
                       <a:off x="0" y="0"/>
-                      <a:ext cx="1742400" cy="1677600"/>
+                      <a:ext cx="982800" cy="651600"/>
                     </a:xfrm>
                     <a:prstGeom prst="rect">
                       <a:avLst/>
